--- a/Product_Docs/TP 3.0.docx
+++ b/Product_Docs/TP 3.0.docx
@@ -1,19 +1,14 @@
 
 <file path=word/document.xml><?xml version="1.0" encoding="utf-8"?>
-<w:document xmlns:mc="http://schemas.openxmlformats.org/markup-compatibility/2006" xmlns:o="urn:schemas-microsoft-com:office:office" xmlns:r="http://schemas.openxmlformats.org/officeDocument/2006/relationships" xmlns:m="http://schemas.openxmlformats.org/officeDocument/2006/math" xmlns:v="urn:schemas-microsoft-com:vml" xmlns:wp="http://schemas.openxmlformats.org/drawingml/2006/wordprocessingDrawing" xmlns:w10="urn:schemas-microsoft-com:office:word" xmlns:w="http://schemas.openxmlformats.org/wordprocessingml/2006/main" xmlns:wne="http://schemas.microsoft.com/office/word/2006/wordml" xmlns:sl="http://schemas.openxmlformats.org/schemaLibrary/2006/main" xmlns:a="http://schemas.openxmlformats.org/drawingml/2006/main" xmlns:pic="http://schemas.openxmlformats.org/drawingml/2006/picture" xmlns:c="http://schemas.openxmlformats.org/drawingml/2006/chart" xmlns:lc="http://schemas.openxmlformats.org/drawingml/2006/lockedCanvas" xmlns:dgm="http://schemas.openxmlformats.org/drawingml/2006/diagram" xmlns:wps="http://schemas.microsoft.com/office/word/2010/wordprocessingShape" xmlns:wpg="http://schemas.microsoft.com/office/word/2010/wordprocessingGroup" xmlns:w14="http://schemas.microsoft.com/office/word/2010/wordml" xmlns:w15="http://schemas.microsoft.com/office/word/2012/wordml" xmlns:w16="http://schemas.microsoft.com/office/word/2018/wordml" xmlns:w16cex="http://schemas.microsoft.com/office/word/2018/wordml/cex" xmlns:w16cid="http://schemas.microsoft.com/office/word/2016/wordml/cid" xmlns="http://schemas.microsoft.com/office/tasks/2019/documenttasks" xmlns:cr="http://schemas.microsoft.com/office/comments/2020/reactions">
+<w:document xmlns:wpc="http://schemas.microsoft.com/office/word/2010/wordprocessingCanvas" xmlns:cx="http://schemas.microsoft.com/office/drawing/2014/chartex" xmlns:cx1="http://schemas.microsoft.com/office/drawing/2015/9/8/chartex" xmlns:cx2="http://schemas.microsoft.com/office/drawing/2015/10/21/chartex" xmlns:cx3="http://schemas.microsoft.com/office/drawing/2016/5/9/chartex" xmlns:cx4="http://schemas.microsoft.com/office/drawing/2016/5/10/chartex" xmlns:cx5="http://schemas.microsoft.com/office/drawing/2016/5/11/chartex" xmlns:cx6="http://schemas.microsoft.com/office/drawing/2016/5/12/chartex" xmlns:cx7="http://schemas.microsoft.com/office/drawing/2016/5/13/chartex" xmlns:cx8="http://schemas.microsoft.com/office/drawing/2016/5/14/chartex" xmlns:mc="http://schemas.openxmlformats.org/markup-compatibility/2006" xmlns:aink="http://schemas.microsoft.com/office/drawing/2016/ink" xmlns:am3d="http://schemas.microsoft.com/office/drawing/2017/model3d" xmlns:o="urn:schemas-microsoft-com:office:office" xmlns:oel="http://schemas.microsoft.com/office/2019/extlst" xmlns:r="http://schemas.openxmlformats.org/officeDocument/2006/relationships" xmlns:m="http://schemas.openxmlformats.org/officeDocument/2006/math" xmlns:v="urn:schemas-microsoft-com:vml" xmlns:wp14="http://schemas.microsoft.com/office/word/2010/wordprocessingDrawing" xmlns:wp="http://schemas.openxmlformats.org/drawingml/2006/wordprocessingDrawing" xmlns:w10="urn:schemas-microsoft-com:office:word" xmlns:w="http://schemas.openxmlformats.org/wordprocessingml/2006/main" xmlns:w14="http://schemas.microsoft.com/office/word/2010/wordml" xmlns:w15="http://schemas.microsoft.com/office/word/2012/wordml" xmlns:w16cex="http://schemas.microsoft.com/office/word/2018/wordml/cex" xmlns:w16cid="http://schemas.microsoft.com/office/word/2016/wordml/cid" xmlns:w16="http://schemas.microsoft.com/office/word/2018/wordml" xmlns:w16du="http://schemas.microsoft.com/office/word/2023/wordml/word16du" xmlns:w16sdtdh="http://schemas.microsoft.com/office/word/2020/wordml/sdtdatahash" xmlns:w16sdtfl="http://schemas.microsoft.com/office/word/2024/wordml/sdtformatlock" xmlns:w16se="http://schemas.microsoft.com/office/word/2015/wordml/symex" xmlns:wpg="http://schemas.microsoft.com/office/word/2010/wordprocessingGroup" xmlns:wpi="http://schemas.microsoft.com/office/word/2010/wordprocessingInk" xmlns:wne="http://schemas.microsoft.com/office/word/2006/wordml" xmlns:wps="http://schemas.microsoft.com/office/word/2010/wordprocessingShape" mc:Ignorable="w14 w15 w16se w16cid w16 w16cex w16sdtdh w16sdtfl w16du wp14">
   <w:body>
     <w:p>
-      <w:pPr>
-        <w:rPr/>
-      </w:pPr>
-      <w:r>
-        <w:rPr>
-          <w:rtl w:val="0"/>
-        </w:rPr>
-      </w:r>
-      <w:r>
+      <w:r>
+        <w:rPr>
+          <w:noProof/>
+        </w:rPr>
         <w:drawing>
-          <wp:anchor allowOverlap="1" behindDoc="0" distB="114300" distT="114300" distL="114300" distR="114300" hidden="0" layoutInCell="1" locked="0" relativeHeight="0" simplePos="0">
+          <wp:anchor distT="114300" distB="114300" distL="114300" distR="114300" simplePos="0" relativeHeight="251658240" behindDoc="0" locked="0" layoutInCell="1" hidden="0" allowOverlap="1" wp14:anchorId="46570FBD" wp14:editId="1503983C">
             <wp:simplePos x="0" y="0"/>
             <wp:positionH relativeFrom="column">
               <wp:posOffset>-1424</wp:posOffset>
@@ -22,19 +17,20 @@
               <wp:posOffset>114300</wp:posOffset>
             </wp:positionV>
             <wp:extent cx="5731200" cy="3124200"/>
-            <wp:effectExtent b="0" l="0" r="0" t="0"/>
+            <wp:effectExtent l="0" t="0" r="0" b="0"/>
             <wp:wrapNone/>
             <wp:docPr id="1" name="image1.png"/>
-            <a:graphic>
+            <wp:cNvGraphicFramePr/>
+            <a:graphic xmlns:a="http://schemas.openxmlformats.org/drawingml/2006/main">
               <a:graphicData uri="http://schemas.openxmlformats.org/drawingml/2006/picture">
-                <pic:pic>
+                <pic:pic xmlns:pic="http://schemas.openxmlformats.org/drawingml/2006/picture">
                   <pic:nvPicPr>
                     <pic:cNvPr id="0" name="image1.png"/>
                     <pic:cNvPicPr preferRelativeResize="0"/>
                   </pic:nvPicPr>
                   <pic:blipFill>
-                    <a:blip r:embed="rId6"/>
-                    <a:srcRect b="0" l="0" r="0" t="0"/>
+                    <a:blip r:embed="rId5"/>
+                    <a:srcRect/>
                     <a:stretch>
                       <a:fillRect/>
                     </a:stretch>
@@ -44,7 +40,9 @@
                       <a:off x="0" y="0"/>
                       <a:ext cx="5731200" cy="3124200"/>
                     </a:xfrm>
-                    <a:prstGeom prst="rect"/>
+                    <a:prstGeom prst="rect">
+                      <a:avLst/>
+                    </a:prstGeom>
                     <a:ln/>
                   </pic:spPr>
                 </pic:pic>
@@ -54,840 +52,497 @@
         </w:drawing>
       </w:r>
     </w:p>
-    <w:p>
-      <w:pPr>
-        <w:rPr/>
-      </w:pPr>
-      <w:r>
-        <w:rPr>
-          <w:rtl w:val="0"/>
-        </w:rPr>
-      </w:r>
-    </w:p>
-    <w:p>
-      <w:pPr>
-        <w:rPr/>
-      </w:pPr>
-      <w:r>
-        <w:rPr>
-          <w:rtl w:val="0"/>
-        </w:rPr>
-      </w:r>
-    </w:p>
-    <w:p>
-      <w:pPr>
-        <w:rPr/>
-      </w:pPr>
-      <w:r>
-        <w:rPr>
-          <w:rtl w:val="0"/>
-        </w:rPr>
-      </w:r>
-    </w:p>
-    <w:p>
-      <w:pPr>
-        <w:rPr/>
-      </w:pPr>
-      <w:r>
-        <w:rPr>
-          <w:rtl w:val="0"/>
-        </w:rPr>
-      </w:r>
-    </w:p>
-    <w:p>
-      <w:pPr>
-        <w:rPr/>
-      </w:pPr>
-      <w:r>
-        <w:rPr>
-          <w:rtl w:val="0"/>
-        </w:rPr>
-      </w:r>
-    </w:p>
-    <w:p>
-      <w:pPr>
-        <w:rPr/>
-      </w:pPr>
-      <w:r>
-        <w:rPr>
-          <w:rtl w:val="0"/>
-        </w:rPr>
-      </w:r>
-    </w:p>
-    <w:p>
-      <w:pPr>
-        <w:rPr/>
-      </w:pPr>
-      <w:r>
-        <w:rPr>
-          <w:rtl w:val="0"/>
-        </w:rPr>
-      </w:r>
-    </w:p>
-    <w:p>
-      <w:pPr>
-        <w:rPr/>
-      </w:pPr>
-      <w:r>
-        <w:rPr>
-          <w:rtl w:val="0"/>
-        </w:rPr>
-      </w:r>
-    </w:p>
-    <w:p>
-      <w:pPr>
-        <w:rPr/>
-      </w:pPr>
-      <w:r>
-        <w:rPr>
-          <w:rtl w:val="0"/>
-        </w:rPr>
-      </w:r>
-    </w:p>
-    <w:p>
-      <w:pPr>
-        <w:rPr/>
-      </w:pPr>
-      <w:r>
-        <w:rPr>
-          <w:rtl w:val="0"/>
-        </w:rPr>
-      </w:r>
-    </w:p>
-    <w:p>
-      <w:pPr>
-        <w:rPr/>
-      </w:pPr>
-      <w:r>
-        <w:rPr>
-          <w:rtl w:val="0"/>
-        </w:rPr>
-      </w:r>
-    </w:p>
-    <w:p>
-      <w:pPr>
-        <w:rPr/>
-      </w:pPr>
-      <w:r>
-        <w:rPr>
-          <w:rtl w:val="0"/>
-        </w:rPr>
-      </w:r>
-    </w:p>
-    <w:p>
-      <w:pPr>
-        <w:rPr/>
-      </w:pPr>
-      <w:r>
-        <w:rPr>
-          <w:rtl w:val="0"/>
-        </w:rPr>
-      </w:r>
-    </w:p>
-    <w:p>
-      <w:pPr>
-        <w:rPr/>
-      </w:pPr>
-      <w:r>
-        <w:rPr>
-          <w:rtl w:val="0"/>
-        </w:rPr>
-      </w:r>
-    </w:p>
-    <w:p>
-      <w:pPr>
-        <w:rPr/>
-      </w:pPr>
-      <w:r>
-        <w:rPr>
-          <w:rtl w:val="0"/>
-        </w:rPr>
-      </w:r>
-    </w:p>
-    <w:p>
-      <w:pPr>
-        <w:rPr/>
-      </w:pPr>
-      <w:r>
-        <w:rPr>
-          <w:rtl w:val="0"/>
-        </w:rPr>
-      </w:r>
-    </w:p>
-    <w:p>
-      <w:pPr>
-        <w:rPr/>
-      </w:pPr>
-      <w:r>
-        <w:rPr>
-          <w:rtl w:val="0"/>
-        </w:rPr>
-      </w:r>
-    </w:p>
-    <w:p>
-      <w:pPr>
-        <w:rPr/>
-      </w:pPr>
-      <w:r>
-        <w:rPr>
-          <w:rtl w:val="0"/>
-        </w:rPr>
-      </w:r>
-    </w:p>
+    <w:p/>
+    <w:p/>
+    <w:p/>
+    <w:p/>
+    <w:p/>
+    <w:p/>
+    <w:p/>
+    <w:p/>
+    <w:p/>
+    <w:p/>
+    <w:p/>
+    <w:p/>
+    <w:p/>
+    <w:p/>
+    <w:p/>
+    <w:p/>
+    <w:p/>
+    <w:p/>
     <w:tbl>
       <w:tblPr>
-        <w:tblStyle w:val="Table1"/>
-        <w:tblW w:w="9029.0" w:type="dxa"/>
-        <w:jc w:val="left"/>
+        <w:tblStyle w:val="a"/>
+        <w:tblW w:w="9029" w:type="dxa"/>
+        <w:tblInd w:w="0" w:type="dxa"/>
         <w:tblBorders>
-          <w:top w:color="000000" w:space="0" w:sz="8" w:val="single"/>
-          <w:left w:color="000000" w:space="0" w:sz="8" w:val="single"/>
-          <w:bottom w:color="000000" w:space="0" w:sz="8" w:val="single"/>
-          <w:right w:color="000000" w:space="0" w:sz="8" w:val="single"/>
-          <w:insideH w:color="000000" w:space="0" w:sz="8" w:val="single"/>
-          <w:insideV w:color="000000" w:space="0" w:sz="8" w:val="single"/>
+          <w:top w:val="single" w:sz="8" w:space="0" w:color="000000"/>
+          <w:left w:val="single" w:sz="8" w:space="0" w:color="000000"/>
+          <w:bottom w:val="single" w:sz="8" w:space="0" w:color="000000"/>
+          <w:right w:val="single" w:sz="8" w:space="0" w:color="000000"/>
+          <w:insideH w:val="single" w:sz="8" w:space="0" w:color="000000"/>
+          <w:insideV w:val="single" w:sz="8" w:space="0" w:color="000000"/>
         </w:tblBorders>
         <w:tblLayout w:type="fixed"/>
-        <w:tblLook w:val="0600"/>
+        <w:tblLook w:val="0600" w:firstRow="0" w:lastRow="0" w:firstColumn="0" w:lastColumn="0" w:noHBand="1" w:noVBand="1"/>
       </w:tblPr>
       <w:tblGrid>
-        <w:gridCol w:w="4514.5"/>
-        <w:gridCol w:w="4514.5"/>
-        <w:tblGridChange w:id="0">
-          <w:tblGrid>
-            <w:gridCol w:w="4514.5"/>
-            <w:gridCol w:w="4514.5"/>
-          </w:tblGrid>
-        </w:tblGridChange>
+        <w:gridCol w:w="4514"/>
+        <w:gridCol w:w="4515"/>
       </w:tblGrid>
       <w:tr>
-        <w:trPr>
-          <w:cantSplit w:val="0"/>
-          <w:tblHeader w:val="0"/>
-        </w:trPr>
         <w:tc>
           <w:tcPr>
-            <w:shd w:fill="auto" w:val="clear"/>
+            <w:tcW w:w="4514" w:type="dxa"/>
             <w:tcMar>
-              <w:top w:w="100.0" w:type="dxa"/>
-              <w:left w:w="100.0" w:type="dxa"/>
-              <w:bottom w:w="100.0" w:type="dxa"/>
-              <w:right w:w="100.0" w:type="dxa"/>
+              <w:top w:w="100" w:type="dxa"/>
+              <w:left w:w="100" w:type="dxa"/>
+              <w:bottom w:w="100" w:type="dxa"/>
+              <w:right w:w="100" w:type="dxa"/>
             </w:tcMar>
-            <w:vAlign w:val="top"/>
           </w:tcPr>
           <w:p>
             <w:pPr>
-              <w:keepNext w:val="0"/>
-              <w:keepLines w:val="0"/>
-              <w:pageBreakBefore w:val="0"/>
               <w:widowControl w:val="0"/>
               <w:pBdr>
-                <w:top w:space="0" w:sz="0" w:val="nil"/>
-                <w:left w:space="0" w:sz="0" w:val="nil"/>
-                <w:bottom w:space="0" w:sz="0" w:val="nil"/>
-                <w:right w:space="0" w:sz="0" w:val="nil"/>
-                <w:between w:space="0" w:sz="0" w:val="nil"/>
+                <w:top w:val="nil"/>
+                <w:left w:val="nil"/>
+                <w:bottom w:val="nil"/>
+                <w:right w:val="nil"/>
+                <w:between w:val="nil"/>
               </w:pBdr>
-              <w:shd w:fill="auto" w:val="clear"/>
-              <w:spacing w:after="0" w:before="0" w:line="240" w:lineRule="auto"/>
-              <w:ind w:left="0" w:right="0" w:firstLine="0"/>
-              <w:jc w:val="left"/>
-              <w:rPr/>
+              <w:spacing w:line="240" w:lineRule="auto"/>
             </w:pPr>
             <w:r>
-              <w:rPr>
-                <w:rtl w:val="0"/>
-              </w:rPr>
-              <w:t xml:space="preserve">PROGETTO:</w:t>
+              <w:t>PROGETTO:</w:t>
             </w:r>
           </w:p>
         </w:tc>
         <w:tc>
           <w:tcPr>
-            <w:shd w:fill="auto" w:val="clear"/>
+            <w:tcW w:w="4514" w:type="dxa"/>
             <w:tcMar>
-              <w:top w:w="100.0" w:type="dxa"/>
-              <w:left w:w="100.0" w:type="dxa"/>
-              <w:bottom w:w="100.0" w:type="dxa"/>
-              <w:right w:w="100.0" w:type="dxa"/>
+              <w:top w:w="100" w:type="dxa"/>
+              <w:left w:w="100" w:type="dxa"/>
+              <w:bottom w:w="100" w:type="dxa"/>
+              <w:right w:w="100" w:type="dxa"/>
             </w:tcMar>
-            <w:vAlign w:val="top"/>
           </w:tcPr>
           <w:p>
             <w:pPr>
-              <w:keepNext w:val="0"/>
-              <w:keepLines w:val="0"/>
-              <w:pageBreakBefore w:val="0"/>
               <w:widowControl w:val="0"/>
               <w:pBdr>
-                <w:top w:space="0" w:sz="0" w:val="nil"/>
-                <w:left w:space="0" w:sz="0" w:val="nil"/>
-                <w:bottom w:space="0" w:sz="0" w:val="nil"/>
-                <w:right w:space="0" w:sz="0" w:val="nil"/>
-                <w:between w:space="0" w:sz="0" w:val="nil"/>
+                <w:top w:val="nil"/>
+                <w:left w:val="nil"/>
+                <w:bottom w:val="nil"/>
+                <w:right w:val="nil"/>
+                <w:between w:val="nil"/>
               </w:pBdr>
-              <w:shd w:fill="auto" w:val="clear"/>
-              <w:spacing w:after="0" w:before="0" w:line="240" w:lineRule="auto"/>
-              <w:ind w:left="0" w:right="0" w:firstLine="0"/>
-              <w:jc w:val="left"/>
-              <w:rPr/>
+              <w:spacing w:line="240" w:lineRule="auto"/>
             </w:pPr>
             <w:r>
-              <w:rPr>
-                <w:rtl w:val="0"/>
-              </w:rPr>
-              <w:t xml:space="preserve">RINASCITA DIGITALE</w:t>
+              <w:t>RINASCITA DIGITALE</w:t>
             </w:r>
           </w:p>
         </w:tc>
       </w:tr>
       <w:tr>
-        <w:trPr>
-          <w:cantSplit w:val="0"/>
-          <w:tblHeader w:val="0"/>
-        </w:trPr>
         <w:tc>
           <w:tcPr>
-            <w:shd w:fill="auto" w:val="clear"/>
+            <w:tcW w:w="4514" w:type="dxa"/>
             <w:tcMar>
-              <w:top w:w="100.0" w:type="dxa"/>
-              <w:left w:w="100.0" w:type="dxa"/>
-              <w:bottom w:w="100.0" w:type="dxa"/>
-              <w:right w:w="100.0" w:type="dxa"/>
+              <w:top w:w="100" w:type="dxa"/>
+              <w:left w:w="100" w:type="dxa"/>
+              <w:bottom w:w="100" w:type="dxa"/>
+              <w:right w:w="100" w:type="dxa"/>
             </w:tcMar>
-            <w:vAlign w:val="top"/>
           </w:tcPr>
           <w:p>
             <w:pPr>
-              <w:keepNext w:val="0"/>
-              <w:keepLines w:val="0"/>
-              <w:pageBreakBefore w:val="0"/>
               <w:widowControl w:val="0"/>
               <w:pBdr>
-                <w:top w:space="0" w:sz="0" w:val="nil"/>
-                <w:left w:space="0" w:sz="0" w:val="nil"/>
-                <w:bottom w:space="0" w:sz="0" w:val="nil"/>
-                <w:right w:space="0" w:sz="0" w:val="nil"/>
-                <w:between w:space="0" w:sz="0" w:val="nil"/>
+                <w:top w:val="nil"/>
+                <w:left w:val="nil"/>
+                <w:bottom w:val="nil"/>
+                <w:right w:val="nil"/>
+                <w:between w:val="nil"/>
               </w:pBdr>
-              <w:shd w:fill="auto" w:val="clear"/>
-              <w:spacing w:after="0" w:before="0" w:line="240" w:lineRule="auto"/>
-              <w:ind w:left="0" w:right="0" w:firstLine="0"/>
-              <w:jc w:val="left"/>
-              <w:rPr/>
+              <w:spacing w:line="240" w:lineRule="auto"/>
             </w:pPr>
             <w:r>
-              <w:rPr>
-                <w:rtl w:val="0"/>
-              </w:rPr>
-              <w:t xml:space="preserve">RIFERIMENTO:</w:t>
+              <w:t>RIFERIMENTO:</w:t>
             </w:r>
           </w:p>
         </w:tc>
         <w:tc>
           <w:tcPr>
-            <w:shd w:fill="auto" w:val="clear"/>
+            <w:tcW w:w="4514" w:type="dxa"/>
             <w:tcMar>
-              <w:top w:w="100.0" w:type="dxa"/>
-              <w:left w:w="100.0" w:type="dxa"/>
-              <w:bottom w:w="100.0" w:type="dxa"/>
-              <w:right w:w="100.0" w:type="dxa"/>
+              <w:top w:w="100" w:type="dxa"/>
+              <w:left w:w="100" w:type="dxa"/>
+              <w:bottom w:w="100" w:type="dxa"/>
+              <w:right w:w="100" w:type="dxa"/>
             </w:tcMar>
-            <w:vAlign w:val="top"/>
           </w:tcPr>
           <w:p>
             <w:pPr>
-              <w:keepNext w:val="0"/>
-              <w:keepLines w:val="0"/>
-              <w:pageBreakBefore w:val="0"/>
               <w:widowControl w:val="0"/>
               <w:pBdr>
-                <w:top w:space="0" w:sz="0" w:val="nil"/>
-                <w:left w:space="0" w:sz="0" w:val="nil"/>
-                <w:bottom w:space="0" w:sz="0" w:val="nil"/>
-                <w:right w:space="0" w:sz="0" w:val="nil"/>
-                <w:between w:space="0" w:sz="0" w:val="nil"/>
+                <w:top w:val="nil"/>
+                <w:left w:val="nil"/>
+                <w:bottom w:val="nil"/>
+                <w:right w:val="nil"/>
+                <w:between w:val="nil"/>
               </w:pBdr>
-              <w:shd w:fill="auto" w:val="clear"/>
-              <w:spacing w:after="0" w:before="0" w:line="240" w:lineRule="auto"/>
-              <w:ind w:left="0" w:right="0" w:firstLine="0"/>
-              <w:jc w:val="left"/>
-              <w:rPr/>
+              <w:spacing w:line="240" w:lineRule="auto"/>
             </w:pPr>
             <w:r>
-              <w:rPr>
-                <w:rtl w:val="0"/>
-              </w:rPr>
-              <w:t xml:space="preserve">RINASCITA DIGITALE_TP</w:t>
+              <w:t>RINASCITA DIGITALE_TP</w:t>
             </w:r>
           </w:p>
         </w:tc>
       </w:tr>
       <w:tr>
-        <w:trPr>
-          <w:cantSplit w:val="0"/>
-          <w:tblHeader w:val="0"/>
-        </w:trPr>
         <w:tc>
           <w:tcPr>
-            <w:shd w:fill="auto" w:val="clear"/>
+            <w:tcW w:w="4514" w:type="dxa"/>
             <w:tcMar>
-              <w:top w:w="100.0" w:type="dxa"/>
-              <w:left w:w="100.0" w:type="dxa"/>
-              <w:bottom w:w="100.0" w:type="dxa"/>
-              <w:right w:w="100.0" w:type="dxa"/>
+              <w:top w:w="100" w:type="dxa"/>
+              <w:left w:w="100" w:type="dxa"/>
+              <w:bottom w:w="100" w:type="dxa"/>
+              <w:right w:w="100" w:type="dxa"/>
             </w:tcMar>
-            <w:vAlign w:val="top"/>
           </w:tcPr>
           <w:p>
             <w:pPr>
-              <w:keepNext w:val="0"/>
-              <w:keepLines w:val="0"/>
-              <w:pageBreakBefore w:val="0"/>
               <w:widowControl w:val="0"/>
               <w:pBdr>
-                <w:top w:space="0" w:sz="0" w:val="nil"/>
-                <w:left w:space="0" w:sz="0" w:val="nil"/>
-                <w:bottom w:space="0" w:sz="0" w:val="nil"/>
-                <w:right w:space="0" w:sz="0" w:val="nil"/>
-                <w:between w:space="0" w:sz="0" w:val="nil"/>
+                <w:top w:val="nil"/>
+                <w:left w:val="nil"/>
+                <w:bottom w:val="nil"/>
+                <w:right w:val="nil"/>
+                <w:between w:val="nil"/>
               </w:pBdr>
-              <w:shd w:fill="auto" w:val="clear"/>
-              <w:spacing w:after="0" w:before="0" w:line="240" w:lineRule="auto"/>
-              <w:ind w:left="0" w:right="0" w:firstLine="0"/>
-              <w:jc w:val="left"/>
-              <w:rPr/>
+              <w:spacing w:line="240" w:lineRule="auto"/>
             </w:pPr>
             <w:r>
-              <w:rPr>
-                <w:rtl w:val="0"/>
-              </w:rPr>
-              <w:t xml:space="preserve">VERSIONE:</w:t>
+              <w:t>VERSIONE:</w:t>
             </w:r>
           </w:p>
         </w:tc>
         <w:tc>
           <w:tcPr>
-            <w:shd w:fill="auto" w:val="clear"/>
+            <w:tcW w:w="4514" w:type="dxa"/>
             <w:tcMar>
-              <w:top w:w="100.0" w:type="dxa"/>
-              <w:left w:w="100.0" w:type="dxa"/>
-              <w:bottom w:w="100.0" w:type="dxa"/>
-              <w:right w:w="100.0" w:type="dxa"/>
+              <w:top w:w="100" w:type="dxa"/>
+              <w:left w:w="100" w:type="dxa"/>
+              <w:bottom w:w="100" w:type="dxa"/>
+              <w:right w:w="100" w:type="dxa"/>
             </w:tcMar>
-            <w:vAlign w:val="top"/>
           </w:tcPr>
           <w:p>
             <w:pPr>
-              <w:keepNext w:val="0"/>
-              <w:keepLines w:val="0"/>
-              <w:pageBreakBefore w:val="0"/>
               <w:widowControl w:val="0"/>
               <w:pBdr>
-                <w:top w:space="0" w:sz="0" w:val="nil"/>
-                <w:left w:space="0" w:sz="0" w:val="nil"/>
-                <w:bottom w:space="0" w:sz="0" w:val="nil"/>
-                <w:right w:space="0" w:sz="0" w:val="nil"/>
-                <w:between w:space="0" w:sz="0" w:val="nil"/>
+                <w:top w:val="nil"/>
+                <w:left w:val="nil"/>
+                <w:bottom w:val="nil"/>
+                <w:right w:val="nil"/>
+                <w:between w:val="nil"/>
               </w:pBdr>
-              <w:shd w:fill="auto" w:val="clear"/>
-              <w:spacing w:after="0" w:before="0" w:line="240" w:lineRule="auto"/>
-              <w:ind w:left="0" w:right="0" w:firstLine="0"/>
-              <w:jc w:val="left"/>
-              <w:rPr/>
+              <w:spacing w:line="240" w:lineRule="auto"/>
             </w:pPr>
             <w:r>
-              <w:rPr>
-                <w:rtl w:val="0"/>
-              </w:rPr>
-              <w:t xml:space="preserve">3.0</w:t>
+              <w:t>3.0</w:t>
             </w:r>
           </w:p>
         </w:tc>
       </w:tr>
       <w:tr>
-        <w:trPr>
-          <w:cantSplit w:val="0"/>
-          <w:tblHeader w:val="0"/>
-        </w:trPr>
         <w:tc>
           <w:tcPr>
-            <w:shd w:fill="auto" w:val="clear"/>
+            <w:tcW w:w="4514" w:type="dxa"/>
             <w:tcMar>
-              <w:top w:w="100.0" w:type="dxa"/>
-              <w:left w:w="100.0" w:type="dxa"/>
-              <w:bottom w:w="100.0" w:type="dxa"/>
-              <w:right w:w="100.0" w:type="dxa"/>
+              <w:top w:w="100" w:type="dxa"/>
+              <w:left w:w="100" w:type="dxa"/>
+              <w:bottom w:w="100" w:type="dxa"/>
+              <w:right w:w="100" w:type="dxa"/>
             </w:tcMar>
-            <w:vAlign w:val="top"/>
           </w:tcPr>
           <w:p>
             <w:pPr>
-              <w:keepNext w:val="0"/>
-              <w:keepLines w:val="0"/>
-              <w:pageBreakBefore w:val="0"/>
               <w:widowControl w:val="0"/>
               <w:pBdr>
-                <w:top w:space="0" w:sz="0" w:val="nil"/>
-                <w:left w:space="0" w:sz="0" w:val="nil"/>
-                <w:bottom w:space="0" w:sz="0" w:val="nil"/>
-                <w:right w:space="0" w:sz="0" w:val="nil"/>
-                <w:between w:space="0" w:sz="0" w:val="nil"/>
+                <w:top w:val="nil"/>
+                <w:left w:val="nil"/>
+                <w:bottom w:val="nil"/>
+                <w:right w:val="nil"/>
+                <w:between w:val="nil"/>
               </w:pBdr>
-              <w:shd w:fill="auto" w:val="clear"/>
-              <w:spacing w:after="0" w:before="0" w:line="240" w:lineRule="auto"/>
-              <w:ind w:left="0" w:right="0" w:firstLine="0"/>
-              <w:jc w:val="left"/>
-              <w:rPr/>
+              <w:spacing w:line="240" w:lineRule="auto"/>
             </w:pPr>
             <w:r>
-              <w:rPr>
-                <w:rtl w:val="0"/>
-              </w:rPr>
-              <w:t xml:space="preserve">DATA:</w:t>
+              <w:t>DATA:</w:t>
             </w:r>
           </w:p>
         </w:tc>
         <w:tc>
           <w:tcPr>
-            <w:shd w:fill="auto" w:val="clear"/>
+            <w:tcW w:w="4514" w:type="dxa"/>
             <w:tcMar>
-              <w:top w:w="100.0" w:type="dxa"/>
-              <w:left w:w="100.0" w:type="dxa"/>
-              <w:bottom w:w="100.0" w:type="dxa"/>
-              <w:right w:w="100.0" w:type="dxa"/>
+              <w:top w:w="100" w:type="dxa"/>
+              <w:left w:w="100" w:type="dxa"/>
+              <w:bottom w:w="100" w:type="dxa"/>
+              <w:right w:w="100" w:type="dxa"/>
             </w:tcMar>
-            <w:vAlign w:val="top"/>
           </w:tcPr>
           <w:p>
             <w:pPr>
-              <w:keepNext w:val="0"/>
-              <w:keepLines w:val="0"/>
-              <w:pageBreakBefore w:val="0"/>
               <w:widowControl w:val="0"/>
               <w:pBdr>
-                <w:top w:space="0" w:sz="0" w:val="nil"/>
-                <w:left w:space="0" w:sz="0" w:val="nil"/>
-                <w:bottom w:space="0" w:sz="0" w:val="nil"/>
-                <w:right w:space="0" w:sz="0" w:val="nil"/>
-                <w:between w:space="0" w:sz="0" w:val="nil"/>
+                <w:top w:val="nil"/>
+                <w:left w:val="nil"/>
+                <w:bottom w:val="nil"/>
+                <w:right w:val="nil"/>
+                <w:between w:val="nil"/>
               </w:pBdr>
-              <w:shd w:fill="auto" w:val="clear"/>
-              <w:spacing w:after="0" w:before="0" w:line="240" w:lineRule="auto"/>
-              <w:ind w:left="0" w:right="0" w:firstLine="0"/>
-              <w:jc w:val="left"/>
-              <w:rPr/>
+              <w:spacing w:line="240" w:lineRule="auto"/>
             </w:pPr>
             <w:r>
-              <w:rPr>
-                <w:rtl w:val="0"/>
-              </w:rPr>
-              <w:t xml:space="preserve">3/03/2026</w:t>
+              <w:t>3/03/2026</w:t>
             </w:r>
           </w:p>
         </w:tc>
       </w:tr>
       <w:tr>
-        <w:trPr>
-          <w:cantSplit w:val="0"/>
-          <w:tblHeader w:val="0"/>
-        </w:trPr>
         <w:tc>
           <w:tcPr>
-            <w:shd w:fill="auto" w:val="clear"/>
+            <w:tcW w:w="4514" w:type="dxa"/>
             <w:tcMar>
-              <w:top w:w="100.0" w:type="dxa"/>
-              <w:left w:w="100.0" w:type="dxa"/>
-              <w:bottom w:w="100.0" w:type="dxa"/>
-              <w:right w:w="100.0" w:type="dxa"/>
+              <w:top w:w="100" w:type="dxa"/>
+              <w:left w:w="100" w:type="dxa"/>
+              <w:bottom w:w="100" w:type="dxa"/>
+              <w:right w:w="100" w:type="dxa"/>
             </w:tcMar>
-            <w:vAlign w:val="top"/>
           </w:tcPr>
           <w:p>
             <w:pPr>
-              <w:keepNext w:val="0"/>
-              <w:keepLines w:val="0"/>
-              <w:pageBreakBefore w:val="0"/>
               <w:widowControl w:val="0"/>
               <w:pBdr>
-                <w:top w:space="0" w:sz="0" w:val="nil"/>
-                <w:left w:space="0" w:sz="0" w:val="nil"/>
-                <w:bottom w:space="0" w:sz="0" w:val="nil"/>
-                <w:right w:space="0" w:sz="0" w:val="nil"/>
-                <w:between w:space="0" w:sz="0" w:val="nil"/>
+                <w:top w:val="nil"/>
+                <w:left w:val="nil"/>
+                <w:bottom w:val="nil"/>
+                <w:right w:val="nil"/>
+                <w:between w:val="nil"/>
               </w:pBdr>
-              <w:shd w:fill="auto" w:val="clear"/>
-              <w:spacing w:after="0" w:before="0" w:line="240" w:lineRule="auto"/>
-              <w:ind w:left="0" w:right="0" w:firstLine="0"/>
-              <w:jc w:val="left"/>
-              <w:rPr/>
+              <w:spacing w:line="240" w:lineRule="auto"/>
             </w:pPr>
             <w:r>
-              <w:rPr>
-                <w:rtl w:val="0"/>
-              </w:rPr>
-              <w:t xml:space="preserve">DESTINATARIO:</w:t>
+              <w:t>DESTINATARIO:</w:t>
             </w:r>
           </w:p>
         </w:tc>
         <w:tc>
           <w:tcPr>
-            <w:shd w:fill="auto" w:val="clear"/>
+            <w:tcW w:w="4514" w:type="dxa"/>
             <w:tcMar>
-              <w:top w:w="100.0" w:type="dxa"/>
-              <w:left w:w="100.0" w:type="dxa"/>
-              <w:bottom w:w="100.0" w:type="dxa"/>
-              <w:right w:w="100.0" w:type="dxa"/>
+              <w:top w:w="100" w:type="dxa"/>
+              <w:left w:w="100" w:type="dxa"/>
+              <w:bottom w:w="100" w:type="dxa"/>
+              <w:right w:w="100" w:type="dxa"/>
             </w:tcMar>
-            <w:vAlign w:val="top"/>
           </w:tcPr>
           <w:p>
             <w:pPr>
-              <w:keepNext w:val="0"/>
-              <w:keepLines w:val="0"/>
-              <w:pageBreakBefore w:val="0"/>
               <w:widowControl w:val="0"/>
               <w:pBdr>
-                <w:top w:space="0" w:sz="0" w:val="nil"/>
-                <w:left w:space="0" w:sz="0" w:val="nil"/>
-                <w:bottom w:space="0" w:sz="0" w:val="nil"/>
-                <w:right w:space="0" w:sz="0" w:val="nil"/>
-                <w:between w:space="0" w:sz="0" w:val="nil"/>
+                <w:top w:val="nil"/>
+                <w:left w:val="nil"/>
+                <w:bottom w:val="nil"/>
+                <w:right w:val="nil"/>
+                <w:between w:val="nil"/>
               </w:pBdr>
-              <w:shd w:fill="auto" w:val="clear"/>
-              <w:spacing w:after="0" w:before="0" w:line="240" w:lineRule="auto"/>
-              <w:ind w:left="0" w:right="0" w:firstLine="0"/>
-              <w:jc w:val="left"/>
-              <w:rPr/>
+              <w:spacing w:line="240" w:lineRule="auto"/>
             </w:pPr>
             <w:r>
-              <w:rPr>
-                <w:rtl w:val="0"/>
-              </w:rPr>
-              <w:t xml:space="preserve">PROF.PALOMBA E PROF.SSA FERRUCCI</w:t>
+              <w:t>PROF.PALOMBA E PROF.SSA FERRUCCI</w:t>
             </w:r>
           </w:p>
         </w:tc>
       </w:tr>
       <w:tr>
-        <w:trPr>
-          <w:cantSplit w:val="0"/>
-          <w:tblHeader w:val="0"/>
-        </w:trPr>
         <w:tc>
           <w:tcPr>
-            <w:shd w:fill="auto" w:val="clear"/>
+            <w:tcW w:w="4514" w:type="dxa"/>
             <w:tcMar>
-              <w:top w:w="100.0" w:type="dxa"/>
-              <w:left w:w="100.0" w:type="dxa"/>
-              <w:bottom w:w="100.0" w:type="dxa"/>
-              <w:right w:w="100.0" w:type="dxa"/>
+              <w:top w:w="100" w:type="dxa"/>
+              <w:left w:w="100" w:type="dxa"/>
+              <w:bottom w:w="100" w:type="dxa"/>
+              <w:right w:w="100" w:type="dxa"/>
             </w:tcMar>
-            <w:vAlign w:val="top"/>
           </w:tcPr>
           <w:p>
             <w:pPr>
               <w:widowControl w:val="0"/>
               <w:spacing w:line="240" w:lineRule="auto"/>
-              <w:rPr/>
             </w:pPr>
             <w:r>
-              <w:rPr>
-                <w:rtl w:val="0"/>
-              </w:rPr>
-              <w:t xml:space="preserve">PRESENTATO DA:</w:t>
+              <w:t>PRESENTATO DA:</w:t>
             </w:r>
           </w:p>
         </w:tc>
         <w:tc>
           <w:tcPr>
-            <w:shd w:fill="auto" w:val="clear"/>
+            <w:tcW w:w="4514" w:type="dxa"/>
             <w:tcMar>
-              <w:top w:w="100.0" w:type="dxa"/>
-              <w:left w:w="100.0" w:type="dxa"/>
-              <w:bottom w:w="100.0" w:type="dxa"/>
-              <w:right w:w="100.0" w:type="dxa"/>
+              <w:top w:w="100" w:type="dxa"/>
+              <w:left w:w="100" w:type="dxa"/>
+              <w:bottom w:w="100" w:type="dxa"/>
+              <w:right w:w="100" w:type="dxa"/>
             </w:tcMar>
-            <w:vAlign w:val="top"/>
           </w:tcPr>
           <w:p>
             <w:pPr>
-              <w:keepNext w:val="0"/>
-              <w:keepLines w:val="0"/>
-              <w:pageBreakBefore w:val="0"/>
               <w:widowControl w:val="0"/>
               <w:pBdr>
-                <w:top w:space="0" w:sz="0" w:val="nil"/>
-                <w:left w:space="0" w:sz="0" w:val="nil"/>
-                <w:bottom w:space="0" w:sz="0" w:val="nil"/>
-                <w:right w:space="0" w:sz="0" w:val="nil"/>
-                <w:between w:space="0" w:sz="0" w:val="nil"/>
+                <w:top w:val="nil"/>
+                <w:left w:val="nil"/>
+                <w:bottom w:val="nil"/>
+                <w:right w:val="nil"/>
+                <w:between w:val="nil"/>
               </w:pBdr>
-              <w:shd w:fill="auto" w:val="clear"/>
-              <w:spacing w:after="0" w:before="0" w:line="240" w:lineRule="auto"/>
-              <w:ind w:left="0" w:right="0" w:firstLine="0"/>
-              <w:jc w:val="left"/>
-              <w:rPr/>
+              <w:spacing w:line="240" w:lineRule="auto"/>
             </w:pPr>
             <w:r>
-              <w:rPr>
-                <w:rtl w:val="0"/>
-              </w:rPr>
-              <w:t xml:space="preserve">NC01</w:t>
+              <w:t>NC01</w:t>
             </w:r>
           </w:p>
         </w:tc>
       </w:tr>
     </w:tbl>
-    <w:p>
-      <w:pPr>
-        <w:rPr/>
-      </w:pPr>
-      <w:r>
-        <w:rPr>
-          <w:rtl w:val="0"/>
-        </w:rPr>
-      </w:r>
-    </w:p>
-    <w:p>
-      <w:pPr>
-        <w:pStyle w:val="Heading3"/>
+    <w:p/>
+    <w:p>
+      <w:pPr>
+        <w:pStyle w:val="Titolo3"/>
         <w:keepNext w:val="0"/>
         <w:keepLines w:val="0"/>
-        <w:spacing w:before="280" w:lineRule="auto"/>
-        <w:rPr>
-          <w:b w:val="1"/>
-          <w:bCs w:val="1"/>
+        <w:spacing w:before="280"/>
+        <w:rPr>
+          <w:b/>
+          <w:bCs/>
           <w:color w:val="000000"/>
         </w:rPr>
       </w:pPr>
-      <w:bookmarkStart w:colFirst="0" w:colLast="0" w:name="_rcx6hdrq0af6" w:id="0"/>
+      <w:bookmarkStart w:id="0" w:name="_rcx6hdrq0af6" w:colFirst="0" w:colLast="0"/>
       <w:bookmarkEnd w:id="0"/>
       <w:r>
         <w:rPr>
-          <w:b w:val="1"/>
-          <w:bCs w:val="1"/>
+          <w:b/>
+          <w:bCs/>
           <w:color w:val="000000"/>
-          <w:rtl w:val="0"/>
-        </w:rPr>
-        <w:t xml:space="preserve">1. Introduzione</w:t>
-      </w:r>
-    </w:p>
-    <w:p>
-      <w:pPr>
-        <w:spacing w:after="240" w:before="240" w:lineRule="auto"/>
-        <w:rPr>
-          <w:sz w:val="28"/>
-          <w:szCs w:val="28"/>
-        </w:rPr>
-      </w:pPr>
-      <w:r>
-        <w:rPr>
-          <w:sz w:val="28"/>
-          <w:szCs w:val="28"/>
-          <w:rtl w:val="0"/>
-        </w:rPr>
-        <w:t xml:space="preserve">Il progetto mira a sviluppare la piattaforma "RinascitaDigitale" per la gestione centralizzata delle emergenze, coordinando Enti, Volontari e Donatori. Il sistema permette di ottimizzare gli aiuti tramite un algoritmo di matching e di gestire le risorse in tempo reale. Il presente documento di Test Plan ha l’obiettivo di descrivere ed analizzare le attività di Testing pianificate per la suddetta piattaforma, al fine di garantire che ogni aspetto funzioni in modo corretto e rispetti i requisiti funzionali e non funzionali.</w:t>
-      </w:r>
-    </w:p>
-    <w:p>
-      <w:pPr>
-        <w:pStyle w:val="Heading3"/>
+        </w:rPr>
+        <w:t>1. Introduzione</w:t>
+      </w:r>
+    </w:p>
+    <w:p>
+      <w:pPr>
+        <w:spacing w:before="240" w:after="240"/>
+        <w:rPr>
+          <w:sz w:val="28"/>
+          <w:szCs w:val="28"/>
+        </w:rPr>
+      </w:pPr>
+      <w:r>
+        <w:rPr>
+          <w:sz w:val="28"/>
+          <w:szCs w:val="28"/>
+        </w:rPr>
+        <w:t>Il progetto mira a sviluppare la piattaforma "RinascitaDigitale" per la gestione centralizzata delle emergenze, coordinando Enti, Volontari e Donatori. Il sistema permette di ottimizzare gli aiuti tramite un algoritmo di matching e di gestire le risorse in tempo reale. Il presente documento di Test Plan ha l’obiettivo di descrivere ed analizzare le attività di Testing pianificate per la suddetta piattaforma, al fine di garantire che ogni aspetto funzioni in modo corretto e rispetti i requisiti funzionali e non funzionali.</w:t>
+      </w:r>
+    </w:p>
+    <w:p>
+      <w:pPr>
+        <w:pStyle w:val="Titolo3"/>
         <w:keepNext w:val="0"/>
         <w:keepLines w:val="0"/>
-        <w:spacing w:before="280" w:lineRule="auto"/>
-        <w:rPr>
-          <w:b w:val="1"/>
-          <w:bCs w:val="1"/>
+        <w:spacing w:before="280"/>
+        <w:rPr>
+          <w:b/>
+          <w:bCs/>
           <w:color w:val="000000"/>
         </w:rPr>
       </w:pPr>
-      <w:bookmarkStart w:colFirst="0" w:colLast="0" w:name="_lcx3rn819t5t" w:id="1"/>
+      <w:bookmarkStart w:id="1" w:name="_lcx3rn819t5t" w:colFirst="0" w:colLast="0"/>
       <w:bookmarkEnd w:id="1"/>
-      <w:r>
-        <w:rPr>
-          <w:rtl w:val="0"/>
-        </w:rPr>
-      </w:r>
-    </w:p>
-    <w:p>
-      <w:pPr>
-        <w:pStyle w:val="Heading3"/>
+    </w:p>
+    <w:p>
+      <w:pPr>
+        <w:pStyle w:val="Titolo3"/>
         <w:keepNext w:val="0"/>
         <w:keepLines w:val="0"/>
-        <w:spacing w:before="280" w:lineRule="auto"/>
-        <w:rPr>
-          <w:b w:val="1"/>
-          <w:bCs w:val="1"/>
+        <w:spacing w:before="280"/>
+        <w:rPr>
+          <w:b/>
+          <w:bCs/>
           <w:color w:val="000000"/>
         </w:rPr>
       </w:pPr>
-      <w:bookmarkStart w:colFirst="0" w:colLast="0" w:name="_kvgby83llpnm" w:id="2"/>
+      <w:bookmarkStart w:id="2" w:name="_kvgby83llpnm" w:colFirst="0" w:colLast="0"/>
       <w:bookmarkEnd w:id="2"/>
-      <w:r>
-        <w:rPr>
-          <w:rtl w:val="0"/>
-        </w:rPr>
-      </w:r>
-    </w:p>
-    <w:p>
-      <w:pPr>
-        <w:pStyle w:val="Heading3"/>
+    </w:p>
+    <w:p>
+      <w:pPr>
+        <w:pStyle w:val="Titolo3"/>
         <w:keepNext w:val="0"/>
         <w:keepLines w:val="0"/>
-        <w:spacing w:before="280" w:lineRule="auto"/>
-        <w:rPr>
-          <w:b w:val="1"/>
-          <w:bCs w:val="1"/>
+        <w:spacing w:before="280"/>
+        <w:rPr>
+          <w:b/>
+          <w:bCs/>
           <w:color w:val="000000"/>
         </w:rPr>
       </w:pPr>
-      <w:bookmarkStart w:colFirst="0" w:colLast="0" w:name="_9jvm853jbyzy" w:id="3"/>
+      <w:bookmarkStart w:id="3" w:name="_9jvm853jbyzy" w:colFirst="0" w:colLast="0"/>
       <w:bookmarkEnd w:id="3"/>
       <w:r>
         <w:rPr>
-          <w:b w:val="1"/>
-          <w:bCs w:val="1"/>
+          <w:b/>
+          <w:bCs/>
           <w:color w:val="000000"/>
-          <w:rtl w:val="0"/>
-        </w:rPr>
-        <w:t xml:space="preserve">2. System Overview</w:t>
-      </w:r>
-    </w:p>
-    <w:p>
-      <w:pPr>
-        <w:spacing w:after="240" w:before="240" w:lineRule="auto"/>
-        <w:rPr>
-          <w:sz w:val="28"/>
-          <w:szCs w:val="28"/>
-        </w:rPr>
-      </w:pPr>
-      <w:r>
-        <w:rPr>
-          <w:sz w:val="28"/>
-          <w:szCs w:val="28"/>
-          <w:rtl w:val="0"/>
+        </w:rPr>
+        <w:t>2. System Overview</w:t>
+      </w:r>
+    </w:p>
+    <w:p>
+      <w:pPr>
+        <w:spacing w:before="240" w:after="240"/>
+        <w:rPr>
+          <w:sz w:val="28"/>
+          <w:szCs w:val="28"/>
+        </w:rPr>
+      </w:pPr>
+      <w:r>
+        <w:rPr>
+          <w:sz w:val="28"/>
+          <w:szCs w:val="28"/>
         </w:rPr>
         <w:t xml:space="preserve">Il sistema proposto è basato su un'architettura </w:t>
       </w:r>
       <w:r>
         <w:rPr>
-          <w:b w:val="1"/>
-          <w:bCs w:val="1"/>
-          <w:sz w:val="28"/>
-          <w:szCs w:val="28"/>
-          <w:rtl w:val="0"/>
-        </w:rPr>
-        <w:t xml:space="preserve">Client-Server disaccoppiata (REST)</w:t>
-      </w:r>
-      <w:r>
-        <w:rPr>
-          <w:sz w:val="28"/>
-          <w:szCs w:val="28"/>
-          <w:rtl w:val="0"/>
-        </w:rPr>
-        <w:t xml:space="preserve">, abbandonando il rendering lato server per una maggiore scalabilità.</w:t>
+          <w:b/>
+          <w:bCs/>
+          <w:sz w:val="28"/>
+          <w:szCs w:val="28"/>
+        </w:rPr>
+        <w:t>Client-Server disaccoppiata (REST)</w:t>
+      </w:r>
+      <w:r>
+        <w:rPr>
+          <w:sz w:val="28"/>
+          <w:szCs w:val="28"/>
+        </w:rPr>
+        <w:t>, abbandonando il rendering lato server per una maggiore scalabilità.</w:t>
       </w:r>
     </w:p>
     <w:p>
@@ -896,64 +551,57 @@
           <w:ilvl w:val="0"/>
           <w:numId w:val="5"/>
         </w:numPr>
-        <w:spacing w:after="0" w:afterAutospacing="0" w:before="240" w:lineRule="auto"/>
-        <w:ind w:left="720" w:hanging="360"/>
-        <w:rPr>
-          <w:sz w:val="28"/>
-          <w:szCs w:val="28"/>
-        </w:rPr>
-      </w:pPr>
-      <w:r>
-        <w:rPr>
-          <w:b w:val="1"/>
-          <w:bCs w:val="1"/>
-          <w:sz w:val="28"/>
-          <w:szCs w:val="28"/>
-          <w:rtl w:val="0"/>
-        </w:rPr>
-        <w:t xml:space="preserve">Frontend (Client):</w:t>
-      </w:r>
-      <w:r>
-        <w:rPr>
-          <w:sz w:val="28"/>
-          <w:szCs w:val="28"/>
-          <w:rtl w:val="0"/>
+        <w:spacing w:before="240"/>
+        <w:rPr>
+          <w:sz w:val="28"/>
+          <w:szCs w:val="28"/>
+        </w:rPr>
+      </w:pPr>
+      <w:r>
+        <w:rPr>
+          <w:b/>
+          <w:bCs/>
+          <w:sz w:val="28"/>
+          <w:szCs w:val="28"/>
+        </w:rPr>
+        <w:t>Frontend (Client):</w:t>
+      </w:r>
+      <w:r>
+        <w:rPr>
+          <w:sz w:val="28"/>
+          <w:szCs w:val="28"/>
         </w:rPr>
         <w:t xml:space="preserve"> Interfaccia utente sviluppata in </w:t>
       </w:r>
       <w:r>
         <w:rPr>
-          <w:b w:val="1"/>
-          <w:bCs w:val="1"/>
-          <w:sz w:val="28"/>
-          <w:szCs w:val="28"/>
-          <w:rtl w:val="0"/>
-        </w:rPr>
-        <w:t xml:space="preserve">HTML5, CSS3 (Bootstrap 5) e JavaScript (Vanilla)</w:t>
-      </w:r>
-      <w:r>
-        <w:rPr>
-          <w:sz w:val="28"/>
-          <w:szCs w:val="28"/>
-          <w:rtl w:val="0"/>
-        </w:rPr>
-        <w:t xml:space="preserve">. Il client comunica con il server esclusivamente tramite chiamate asincrone (</w:t>
-      </w:r>
-      <w:r>
-        <w:rPr>
-          <w:rFonts w:ascii="Roboto Mono" w:cs="Roboto Mono" w:eastAsia="Roboto Mono" w:hAnsi="Roboto Mono"/>
+          <w:b/>
+          <w:bCs/>
+          <w:sz w:val="28"/>
+          <w:szCs w:val="28"/>
+        </w:rPr>
+        <w:t>HTML5, CSS3 (Bootstrap 5) e JavaScript (Vanilla)</w:t>
+      </w:r>
+      <w:r>
+        <w:rPr>
+          <w:sz w:val="28"/>
+          <w:szCs w:val="28"/>
+        </w:rPr>
+        <w:t>. Il client comunica con il server esclusivamente tramite chiamate asincrone (</w:t>
+      </w:r>
+      <w:r>
+        <w:rPr>
+          <w:rFonts w:ascii="Roboto Mono" w:eastAsia="Roboto Mono" w:hAnsi="Roboto Mono" w:cs="Roboto Mono"/>
           <w:color w:val="188038"/>
           <w:sz w:val="28"/>
           <w:szCs w:val="28"/>
-          <w:rtl w:val="0"/>
-        </w:rPr>
-        <w:t xml:space="preserve">fetch</w:t>
-      </w:r>
-      <w:r>
-        <w:rPr>
-          <w:sz w:val="28"/>
-          <w:szCs w:val="28"/>
-          <w:rtl w:val="0"/>
+        </w:rPr>
+        <w:t>fetch</w:t>
+      </w:r>
+      <w:r>
+        <w:rPr>
+          <w:sz w:val="28"/>
+          <w:szCs w:val="28"/>
         </w:rPr>
         <w:t xml:space="preserve"> API) scambiando dati in formato JSON.</w:t>
       </w:r>
@@ -964,84 +612,67 @@
           <w:ilvl w:val="0"/>
           <w:numId w:val="5"/>
         </w:numPr>
-        <w:spacing w:after="0" w:afterAutospacing="0" w:before="0" w:beforeAutospacing="0" w:lineRule="auto"/>
-        <w:ind w:left="720" w:hanging="360"/>
-        <w:rPr>
-          <w:sz w:val="28"/>
-          <w:szCs w:val="28"/>
-        </w:rPr>
-      </w:pPr>
-      <w:r>
-        <w:rPr>
-          <w:b w:val="1"/>
-          <w:bCs w:val="1"/>
-          <w:sz w:val="28"/>
-          <w:szCs w:val="28"/>
-          <w:rtl w:val="0"/>
-        </w:rPr>
-        <w:t xml:space="preserve">Backend (Server):</w:t>
-      </w:r>
-      <w:r>
-        <w:rPr>
-          <w:sz w:val="28"/>
-          <w:szCs w:val="28"/>
-          <w:rtl w:val="0"/>
+        <w:rPr>
+          <w:sz w:val="28"/>
+          <w:szCs w:val="28"/>
+        </w:rPr>
+      </w:pPr>
+      <w:r>
+        <w:rPr>
+          <w:b/>
+          <w:bCs/>
+          <w:sz w:val="28"/>
+          <w:szCs w:val="28"/>
+        </w:rPr>
+        <w:t>Backend (Server):</w:t>
+      </w:r>
+      <w:r>
+        <w:rPr>
+          <w:sz w:val="28"/>
+          <w:szCs w:val="28"/>
         </w:rPr>
         <w:t xml:space="preserve"> La logica di business è sviluppata in </w:t>
       </w:r>
       <w:r>
         <w:rPr>
-          <w:b w:val="1"/>
-          <w:bCs w:val="1"/>
-          <w:sz w:val="28"/>
-          <w:szCs w:val="28"/>
-          <w:rtl w:val="0"/>
-        </w:rPr>
-        <w:t xml:space="preserve">Java</w:t>
-      </w:r>
-      <w:r>
-        <w:rPr>
-          <w:sz w:val="28"/>
-          <w:szCs w:val="28"/>
-          <w:rtl w:val="0"/>
-        </w:rPr>
-        <w:t xml:space="preserve"> con framework </w:t>
-      </w:r>
-      <w:r>
-        <w:rPr>
-          <w:b w:val="1"/>
-          <w:bCs w:val="1"/>
-          <w:sz w:val="28"/>
-          <w:szCs w:val="28"/>
-          <w:rtl w:val="0"/>
-        </w:rPr>
-        <w:t xml:space="preserve">Spring Boot</w:t>
-      </w:r>
-      <w:r>
-        <w:rPr>
-          <w:sz w:val="28"/>
-          <w:szCs w:val="28"/>
-          <w:rtl w:val="0"/>
+          <w:b/>
+          <w:bCs/>
+          <w:sz w:val="28"/>
+          <w:szCs w:val="28"/>
+        </w:rPr>
+        <w:t>Java</w:t>
+      </w:r>
+      <w:r>
+        <w:rPr>
+          <w:b/>
+          <w:bCs/>
+          <w:sz w:val="28"/>
+          <w:szCs w:val="28"/>
+        </w:rPr>
+        <w:t>Script</w:t>
+      </w:r>
+      <w:r>
+        <w:rPr>
+          <w:sz w:val="28"/>
+          <w:szCs w:val="28"/>
         </w:rPr>
         <w:t xml:space="preserve">, esponendo endpoint </w:t>
       </w:r>
       <w:r>
         <w:rPr>
-          <w:b w:val="1"/>
-          <w:bCs w:val="1"/>
-          <w:sz w:val="28"/>
-          <w:szCs w:val="28"/>
-          <w:rtl w:val="0"/>
-        </w:rPr>
-        <w:t xml:space="preserve">RESTful</w:t>
-      </w:r>
-      <w:r>
-        <w:rPr>
-          <w:sz w:val="28"/>
-          <w:szCs w:val="28"/>
-          <w:rtl w:val="0"/>
-        </w:rPr>
-        <w:t xml:space="preserve">.</w:t>
+          <w:b/>
+          <w:bCs/>
+          <w:sz w:val="28"/>
+          <w:szCs w:val="28"/>
+        </w:rPr>
+        <w:t>RESTful</w:t>
+      </w:r>
+      <w:r>
+        <w:rPr>
+          <w:sz w:val="28"/>
+          <w:szCs w:val="28"/>
+        </w:rPr>
+        <w:t>.</w:t>
       </w:r>
     </w:p>
     <w:p>
@@ -1050,89 +681,82 @@
           <w:ilvl w:val="0"/>
           <w:numId w:val="5"/>
         </w:numPr>
-        <w:spacing w:after="240" w:before="0" w:beforeAutospacing="0" w:lineRule="auto"/>
-        <w:ind w:left="720" w:hanging="360"/>
-        <w:rPr>
-          <w:sz w:val="28"/>
-          <w:szCs w:val="28"/>
-        </w:rPr>
-      </w:pPr>
-      <w:r>
-        <w:rPr>
-          <w:b w:val="1"/>
-          <w:bCs w:val="1"/>
-          <w:sz w:val="28"/>
-          <w:szCs w:val="28"/>
-          <w:rtl w:val="0"/>
-        </w:rPr>
-        <w:t xml:space="preserve">Database:</w:t>
-      </w:r>
-      <w:r>
-        <w:rPr>
-          <w:sz w:val="28"/>
-          <w:szCs w:val="28"/>
-          <w:rtl w:val="0"/>
+        <w:spacing w:after="240"/>
+        <w:rPr>
+          <w:sz w:val="28"/>
+          <w:szCs w:val="28"/>
+        </w:rPr>
+      </w:pPr>
+      <w:r>
+        <w:rPr>
+          <w:b/>
+          <w:bCs/>
+          <w:sz w:val="28"/>
+          <w:szCs w:val="28"/>
+        </w:rPr>
+        <w:t>Database:</w:t>
+      </w:r>
+      <w:r>
+        <w:rPr>
+          <w:sz w:val="28"/>
+          <w:szCs w:val="28"/>
         </w:rPr>
         <w:t xml:space="preserve"> Per la persistenza dei dati viene utilizzato il RDBMS </w:t>
       </w:r>
       <w:r>
         <w:rPr>
-          <w:b w:val="1"/>
-          <w:bCs w:val="1"/>
-          <w:sz w:val="28"/>
-          <w:szCs w:val="28"/>
-          <w:rtl w:val="0"/>
-        </w:rPr>
-        <w:t xml:space="preserve">MySQL</w:t>
-      </w:r>
-      <w:r>
-        <w:rPr>
-          <w:sz w:val="28"/>
-          <w:szCs w:val="28"/>
-          <w:rtl w:val="0"/>
-        </w:rPr>
-        <w:t xml:space="preserve">, acceduto tramite Spring Data JPA.</w:t>
-      </w:r>
-    </w:p>
-    <w:p>
-      <w:pPr>
-        <w:pStyle w:val="Heading3"/>
+          <w:b/>
+          <w:bCs/>
+          <w:sz w:val="28"/>
+          <w:szCs w:val="28"/>
+        </w:rPr>
+        <w:t>MySQL</w:t>
+      </w:r>
+      <w:r>
+        <w:rPr>
+          <w:sz w:val="28"/>
+          <w:szCs w:val="28"/>
+        </w:rPr>
+        <w:t>, acceduto tramite Spring Data JPA.</w:t>
+      </w:r>
+    </w:p>
+    <w:p>
+      <w:pPr>
+        <w:pStyle w:val="Titolo3"/>
         <w:keepNext w:val="0"/>
         <w:keepLines w:val="0"/>
-        <w:spacing w:before="280" w:lineRule="auto"/>
-        <w:rPr>
-          <w:b w:val="1"/>
-          <w:bCs w:val="1"/>
+        <w:spacing w:before="280"/>
+        <w:rPr>
+          <w:b/>
+          <w:bCs/>
           <w:color w:val="000000"/>
         </w:rPr>
       </w:pPr>
-      <w:bookmarkStart w:colFirst="0" w:colLast="0" w:name="_rkakppdgnfdb" w:id="4"/>
+      <w:bookmarkStart w:id="4" w:name="_rkakppdgnfdb" w:colFirst="0" w:colLast="0"/>
       <w:bookmarkEnd w:id="4"/>
       <w:r>
         <w:rPr>
-          <w:b w:val="1"/>
-          <w:bCs w:val="1"/>
+          <w:b/>
+          <w:bCs/>
           <w:color w:val="000000"/>
-          <w:rtl w:val="0"/>
-        </w:rPr>
-        <w:t xml:space="preserve">3. Relazione con altri documenti</w:t>
-      </w:r>
-    </w:p>
-    <w:p>
-      <w:pPr>
-        <w:spacing w:after="240" w:before="240" w:lineRule="auto"/>
-        <w:rPr>
-          <w:sz w:val="28"/>
-          <w:szCs w:val="28"/>
-        </w:rPr>
-      </w:pPr>
-      <w:r>
-        <w:rPr>
-          <w:sz w:val="28"/>
-          <w:szCs w:val="28"/>
-          <w:rtl w:val="0"/>
-        </w:rPr>
-        <w:t xml:space="preserve">Per la corretta individuazione dei test case, si fa riferimento agli altri documenti di progetto:</w:t>
+        </w:rPr>
+        <w:t>3. Relazione con altri documenti</w:t>
+      </w:r>
+    </w:p>
+    <w:p>
+      <w:pPr>
+        <w:spacing w:before="240" w:after="240"/>
+        <w:rPr>
+          <w:sz w:val="28"/>
+          <w:szCs w:val="28"/>
+        </w:rPr>
+      </w:pPr>
+      <w:r>
+        <w:rPr>
+          <w:sz w:val="28"/>
+          <w:szCs w:val="28"/>
+        </w:rPr>
+        <w:t>Per la corretta individuazione dei test case, si fa riferimento agli altri documenti di progetto:</w:t>
       </w:r>
     </w:p>
     <w:p>
@@ -1141,28 +765,25 @@
           <w:ilvl w:val="0"/>
           <w:numId w:val="3"/>
         </w:numPr>
-        <w:spacing w:after="0" w:afterAutospacing="0" w:before="240" w:lineRule="auto"/>
-        <w:ind w:left="720" w:hanging="360"/>
-        <w:rPr>
-          <w:sz w:val="28"/>
-          <w:szCs w:val="28"/>
-        </w:rPr>
-      </w:pPr>
-      <w:r>
-        <w:rPr>
-          <w:b w:val="1"/>
-          <w:bCs w:val="1"/>
-          <w:sz w:val="28"/>
-          <w:szCs w:val="28"/>
-          <w:rtl w:val="0"/>
-        </w:rPr>
-        <w:t xml:space="preserve">3.1 Relazione con il RAD:</w:t>
-      </w:r>
-      <w:r>
-        <w:rPr>
-          <w:sz w:val="28"/>
-          <w:szCs w:val="28"/>
-          <w:rtl w:val="0"/>
+        <w:spacing w:before="240"/>
+        <w:rPr>
+          <w:sz w:val="28"/>
+          <w:szCs w:val="28"/>
+        </w:rPr>
+      </w:pPr>
+      <w:r>
+        <w:rPr>
+          <w:b/>
+          <w:bCs/>
+          <w:sz w:val="28"/>
+          <w:szCs w:val="28"/>
+        </w:rPr>
+        <w:t>3.1 Relazione con il RAD:</w:t>
+      </w:r>
+      <w:r>
+        <w:rPr>
+          <w:sz w:val="28"/>
+          <w:szCs w:val="28"/>
         </w:rPr>
         <w:t xml:space="preserve"> I test case verificano i requisiti funzionali (RF) assegnati ai 3 membri del team.</w:t>
       </w:r>
@@ -1173,28 +794,24 @@
           <w:ilvl w:val="0"/>
           <w:numId w:val="3"/>
         </w:numPr>
-        <w:spacing w:after="0" w:afterAutospacing="0" w:before="0" w:beforeAutospacing="0" w:lineRule="auto"/>
-        <w:ind w:left="720" w:hanging="360"/>
-        <w:rPr>
-          <w:sz w:val="28"/>
-          <w:szCs w:val="28"/>
-        </w:rPr>
-      </w:pPr>
-      <w:r>
-        <w:rPr>
-          <w:b w:val="1"/>
-          <w:bCs w:val="1"/>
-          <w:sz w:val="28"/>
-          <w:szCs w:val="28"/>
-          <w:rtl w:val="0"/>
-        </w:rPr>
-        <w:t xml:space="preserve">3.2 Relazione con il SDD:</w:t>
-      </w:r>
-      <w:r>
-        <w:rPr>
-          <w:sz w:val="28"/>
-          <w:szCs w:val="28"/>
-          <w:rtl w:val="0"/>
+        <w:rPr>
+          <w:sz w:val="28"/>
+          <w:szCs w:val="28"/>
+        </w:rPr>
+      </w:pPr>
+      <w:r>
+        <w:rPr>
+          <w:b/>
+          <w:bCs/>
+          <w:sz w:val="28"/>
+          <w:szCs w:val="28"/>
+        </w:rPr>
+        <w:t>3.2 Relazione con il SDD:</w:t>
+      </w:r>
+      <w:r>
+        <w:rPr>
+          <w:sz w:val="28"/>
+          <w:szCs w:val="28"/>
         </w:rPr>
         <w:t xml:space="preserve"> La strategia di test rispetta la suddivisione in moduli REST (Controller/Service) definita nell’architettura.</w:t>
       </w:r>
@@ -1205,89 +822,82 @@
           <w:ilvl w:val="0"/>
           <w:numId w:val="3"/>
         </w:numPr>
-        <w:spacing w:after="240" w:before="0" w:beforeAutospacing="0" w:lineRule="auto"/>
-        <w:ind w:left="720" w:hanging="360"/>
-        <w:rPr>
-          <w:sz w:val="28"/>
-          <w:szCs w:val="28"/>
-        </w:rPr>
-      </w:pPr>
-      <w:r>
-        <w:rPr>
-          <w:b w:val="1"/>
-          <w:bCs w:val="1"/>
-          <w:sz w:val="28"/>
-          <w:szCs w:val="28"/>
-          <w:rtl w:val="0"/>
-        </w:rPr>
-        <w:t xml:space="preserve">3.3 Relazione con il DPD:</w:t>
-      </w:r>
-      <w:r>
-        <w:rPr>
-          <w:sz w:val="28"/>
-          <w:szCs w:val="28"/>
-          <w:rtl w:val="0"/>
+        <w:spacing w:after="240"/>
+        <w:rPr>
+          <w:sz w:val="28"/>
+          <w:szCs w:val="28"/>
+        </w:rPr>
+      </w:pPr>
+      <w:r>
+        <w:rPr>
+          <w:b/>
+          <w:bCs/>
+          <w:sz w:val="28"/>
+          <w:szCs w:val="28"/>
+        </w:rPr>
+        <w:t>3.3 Relazione con il DPD:</w:t>
+      </w:r>
+      <w:r>
+        <w:rPr>
+          <w:sz w:val="28"/>
+          <w:szCs w:val="28"/>
         </w:rPr>
         <w:t xml:space="preserve"> I test unitari verificheranno anche la corretta implementazione dei pattern (es. verificare che la </w:t>
       </w:r>
       <w:r>
         <w:rPr>
-          <w:rFonts w:ascii="Roboto Mono" w:cs="Roboto Mono" w:eastAsia="Roboto Mono" w:hAnsi="Roboto Mono"/>
+          <w:rFonts w:ascii="Roboto Mono" w:eastAsia="Roboto Mono" w:hAnsi="Roboto Mono" w:cs="Roboto Mono"/>
           <w:color w:val="188038"/>
           <w:sz w:val="28"/>
           <w:szCs w:val="28"/>
-          <w:rtl w:val="0"/>
-        </w:rPr>
-        <w:t xml:space="preserve">DonationFactory</w:t>
-      </w:r>
-      <w:r>
-        <w:rPr>
-          <w:sz w:val="28"/>
-          <w:szCs w:val="28"/>
-          <w:rtl w:val="0"/>
+        </w:rPr>
+        <w:t>DonationFactory</w:t>
+      </w:r>
+      <w:r>
+        <w:rPr>
+          <w:sz w:val="28"/>
+          <w:szCs w:val="28"/>
         </w:rPr>
         <w:t xml:space="preserve"> crei l'oggetto giusto).</w:t>
       </w:r>
     </w:p>
     <w:p>
       <w:pPr>
-        <w:pStyle w:val="Heading3"/>
+        <w:pStyle w:val="Titolo3"/>
         <w:keepNext w:val="0"/>
         <w:keepLines w:val="0"/>
-        <w:spacing w:before="280" w:lineRule="auto"/>
-        <w:rPr>
-          <w:b w:val="1"/>
-          <w:bCs w:val="1"/>
+        <w:spacing w:before="280"/>
+        <w:rPr>
+          <w:b/>
+          <w:bCs/>
           <w:color w:val="000000"/>
         </w:rPr>
       </w:pPr>
-      <w:bookmarkStart w:colFirst="0" w:colLast="0" w:name="_pm8tl060l31z" w:id="5"/>
+      <w:bookmarkStart w:id="5" w:name="_pm8tl060l31z" w:colFirst="0" w:colLast="0"/>
       <w:bookmarkEnd w:id="5"/>
       <w:r>
         <w:rPr>
-          <w:b w:val="1"/>
-          <w:bCs w:val="1"/>
+          <w:b/>
+          <w:bCs/>
           <w:color w:val="000000"/>
-          <w:rtl w:val="0"/>
-        </w:rPr>
-        <w:t xml:space="preserve">4. Features to be tested</w:t>
-      </w:r>
-    </w:p>
-    <w:p>
-      <w:pPr>
-        <w:spacing w:after="240" w:before="240" w:lineRule="auto"/>
-        <w:rPr>
-          <w:sz w:val="28"/>
-          <w:szCs w:val="28"/>
-        </w:rPr>
-      </w:pPr>
-      <w:r>
-        <w:rPr>
-          <w:sz w:val="28"/>
-          <w:szCs w:val="28"/>
-          <w:rtl w:val="0"/>
-        </w:rPr>
-        <w:t xml:space="preserve">Verrà data priorità all’attività di testing sui moduli "Core" assegnati ai membri:</w:t>
+        </w:rPr>
+        <w:t>4. Features to be tested</w:t>
+      </w:r>
+    </w:p>
+    <w:p>
+      <w:pPr>
+        <w:spacing w:before="240" w:after="240"/>
+        <w:rPr>
+          <w:sz w:val="28"/>
+          <w:szCs w:val="28"/>
+        </w:rPr>
+      </w:pPr>
+      <w:r>
+        <w:rPr>
+          <w:sz w:val="28"/>
+          <w:szCs w:val="28"/>
+        </w:rPr>
+        <w:t>Verrà data priorità all’attività di testing sui moduli "Core" assegnati ai membri:</w:t>
       </w:r>
     </w:p>
     <w:p>
@@ -1296,28 +906,25 @@
           <w:ilvl w:val="0"/>
           <w:numId w:val="4"/>
         </w:numPr>
-        <w:spacing w:after="0" w:afterAutospacing="0" w:before="240" w:lineRule="auto"/>
-        <w:ind w:left="720" w:hanging="360"/>
-        <w:rPr>
-          <w:sz w:val="28"/>
-          <w:szCs w:val="28"/>
-        </w:rPr>
-      </w:pPr>
-      <w:r>
-        <w:rPr>
-          <w:b w:val="1"/>
-          <w:bCs w:val="1"/>
-          <w:sz w:val="28"/>
-          <w:szCs w:val="28"/>
-          <w:rtl w:val="0"/>
-        </w:rPr>
-        <w:t xml:space="preserve">Gestione Richieste ed Enti (M1 - Luca):</w:t>
-      </w:r>
-      <w:r>
-        <w:rPr>
-          <w:sz w:val="28"/>
-          <w:szCs w:val="28"/>
-          <w:rtl w:val="0"/>
+        <w:spacing w:before="240"/>
+        <w:rPr>
+          <w:sz w:val="28"/>
+          <w:szCs w:val="28"/>
+        </w:rPr>
+      </w:pPr>
+      <w:r>
+        <w:rPr>
+          <w:b/>
+          <w:bCs/>
+          <w:sz w:val="28"/>
+          <w:szCs w:val="28"/>
+        </w:rPr>
+        <w:t>Gestione Richieste ed Enti (M1 - Luca):</w:t>
+      </w:r>
+      <w:r>
+        <w:rPr>
+          <w:sz w:val="28"/>
+          <w:szCs w:val="28"/>
         </w:rPr>
         <w:t xml:space="preserve"> Creazione segnalazioni SOS, validazione Ente, cambi di stato.</w:t>
       </w:r>
@@ -1328,28 +935,24 @@
           <w:ilvl w:val="0"/>
           <w:numId w:val="4"/>
         </w:numPr>
-        <w:spacing w:after="0" w:afterAutospacing="0" w:before="0" w:beforeAutospacing="0" w:lineRule="auto"/>
-        <w:ind w:left="720" w:hanging="360"/>
-        <w:rPr>
-          <w:sz w:val="28"/>
-          <w:szCs w:val="28"/>
-        </w:rPr>
-      </w:pPr>
-      <w:r>
-        <w:rPr>
-          <w:b w:val="1"/>
-          <w:bCs w:val="1"/>
-          <w:sz w:val="28"/>
-          <w:szCs w:val="28"/>
-          <w:rtl w:val="0"/>
-        </w:rPr>
-        <w:t xml:space="preserve">Gestione Volontari (M2 - Cristian):</w:t>
-      </w:r>
-      <w:r>
-        <w:rPr>
-          <w:sz w:val="28"/>
-          <w:szCs w:val="28"/>
-          <w:rtl w:val="0"/>
+        <w:rPr>
+          <w:sz w:val="28"/>
+          <w:szCs w:val="28"/>
+        </w:rPr>
+      </w:pPr>
+      <w:r>
+        <w:rPr>
+          <w:b/>
+          <w:bCs/>
+          <w:sz w:val="28"/>
+          <w:szCs w:val="28"/>
+        </w:rPr>
+        <w:t>Gestione Volontari (M2 - Cristian):</w:t>
+      </w:r>
+      <w:r>
+        <w:rPr>
+          <w:sz w:val="28"/>
+          <w:szCs w:val="28"/>
         </w:rPr>
         <w:t xml:space="preserve"> Candidatura ai task, gestione profilo.</w:t>
       </w:r>
@@ -1360,89 +963,83 @@
           <w:ilvl w:val="0"/>
           <w:numId w:val="4"/>
         </w:numPr>
-        <w:spacing w:after="240" w:before="0" w:beforeAutospacing="0" w:lineRule="auto"/>
-        <w:ind w:left="720" w:hanging="360"/>
-        <w:rPr>
-          <w:sz w:val="28"/>
-          <w:szCs w:val="28"/>
-        </w:rPr>
-      </w:pPr>
-      <w:r>
-        <w:rPr>
-          <w:b w:val="1"/>
-          <w:bCs w:val="1"/>
-          <w:sz w:val="28"/>
-          <w:szCs w:val="28"/>
-          <w:rtl w:val="0"/>
-        </w:rPr>
-        <w:t xml:space="preserve">Gestione Donazioni e Matching (M3 - Antonio):</w:t>
-      </w:r>
-      <w:r>
-        <w:rPr>
-          <w:sz w:val="28"/>
-          <w:szCs w:val="28"/>
-          <w:rtl w:val="0"/>
+        <w:spacing w:after="240"/>
+        <w:rPr>
+          <w:sz w:val="28"/>
+          <w:szCs w:val="28"/>
+        </w:rPr>
+      </w:pPr>
+      <w:r>
+        <w:rPr>
+          <w:b/>
+          <w:bCs/>
+          <w:sz w:val="28"/>
+          <w:szCs w:val="28"/>
+        </w:rPr>
+        <w:lastRenderedPageBreak/>
+        <w:t>Gestione Donazioni e Matching (M3 - Antonio):</w:t>
+      </w:r>
+      <w:r>
+        <w:rPr>
+          <w:sz w:val="28"/>
+          <w:szCs w:val="28"/>
         </w:rPr>
         <w:t xml:space="preserve"> Inserimento beni nel catalogo (Factory), esecuzione algoritmo di Matching (Strategy) e gestione priorità.</w:t>
       </w:r>
     </w:p>
     <w:p>
       <w:pPr>
-        <w:pStyle w:val="Heading3"/>
+        <w:pStyle w:val="Titolo3"/>
         <w:keepNext w:val="0"/>
         <w:keepLines w:val="0"/>
-        <w:spacing w:before="280" w:lineRule="auto"/>
-        <w:rPr>
-          <w:b w:val="1"/>
-          <w:bCs w:val="1"/>
+        <w:spacing w:before="280"/>
+        <w:rPr>
+          <w:b/>
+          <w:bCs/>
           <w:color w:val="000000"/>
         </w:rPr>
       </w:pPr>
-      <w:bookmarkStart w:colFirst="0" w:colLast="0" w:name="_hev4ikkb5pe2" w:id="6"/>
+      <w:bookmarkStart w:id="6" w:name="_hev4ikkb5pe2" w:colFirst="0" w:colLast="0"/>
       <w:bookmarkEnd w:id="6"/>
       <w:r>
         <w:rPr>
-          <w:b w:val="1"/>
-          <w:bCs w:val="1"/>
+          <w:b/>
+          <w:bCs/>
           <w:color w:val="000000"/>
-          <w:rtl w:val="0"/>
-        </w:rPr>
-        <w:t xml:space="preserve">5. Pass/Fail criteria</w:t>
-      </w:r>
-    </w:p>
-    <w:p>
-      <w:pPr>
-        <w:spacing w:after="240" w:before="240" w:lineRule="auto"/>
-        <w:rPr>
-          <w:sz w:val="28"/>
-          <w:szCs w:val="28"/>
-        </w:rPr>
-      </w:pPr>
-      <w:r>
-        <w:rPr>
-          <w:sz w:val="28"/>
-          <w:szCs w:val="28"/>
-          <w:rtl w:val="0"/>
+        </w:rPr>
+        <w:t>5. Pass/Fail criteria</w:t>
+      </w:r>
+    </w:p>
+    <w:p>
+      <w:pPr>
+        <w:spacing w:before="240" w:after="240"/>
+        <w:rPr>
+          <w:sz w:val="28"/>
+          <w:szCs w:val="28"/>
+        </w:rPr>
+      </w:pPr>
+      <w:r>
+        <w:rPr>
+          <w:sz w:val="28"/>
+          <w:szCs w:val="28"/>
         </w:rPr>
         <w:t xml:space="preserve">Le attività di testing sono mirate all’identificazione di eventuali </w:t>
       </w:r>
       <w:r>
         <w:rPr>
-          <w:i w:val="1"/>
-          <w:iCs w:val="1"/>
-          <w:sz w:val="28"/>
-          <w:szCs w:val="28"/>
-          <w:rtl w:val="0"/>
-        </w:rPr>
-        <w:t xml:space="preserve">faults</w:t>
-      </w:r>
-      <w:r>
-        <w:rPr>
-          <w:sz w:val="28"/>
-          <w:szCs w:val="28"/>
-          <w:rtl w:val="0"/>
-        </w:rPr>
-        <w:t xml:space="preserve">.</w:t>
+          <w:i/>
+          <w:iCs/>
+          <w:sz w:val="28"/>
+          <w:szCs w:val="28"/>
+        </w:rPr>
+        <w:t>faults</w:t>
+      </w:r>
+      <w:r>
+        <w:rPr>
+          <w:sz w:val="28"/>
+          <w:szCs w:val="28"/>
+        </w:rPr>
+        <w:t>.</w:t>
       </w:r>
     </w:p>
     <w:p>
@@ -1451,28 +1048,25 @@
           <w:ilvl w:val="0"/>
           <w:numId w:val="7"/>
         </w:numPr>
-        <w:spacing w:after="0" w:afterAutospacing="0" w:before="240" w:lineRule="auto"/>
-        <w:ind w:left="720" w:hanging="360"/>
-        <w:rPr>
-          <w:sz w:val="28"/>
-          <w:szCs w:val="28"/>
-        </w:rPr>
-      </w:pPr>
-      <w:r>
-        <w:rPr>
-          <w:b w:val="1"/>
-          <w:bCs w:val="1"/>
-          <w:sz w:val="28"/>
-          <w:szCs w:val="28"/>
-          <w:rtl w:val="0"/>
-        </w:rPr>
-        <w:t xml:space="preserve">PASS (Successo):</w:t>
-      </w:r>
-      <w:r>
-        <w:rPr>
-          <w:sz w:val="28"/>
-          <w:szCs w:val="28"/>
-          <w:rtl w:val="0"/>
+        <w:spacing w:before="240"/>
+        <w:rPr>
+          <w:sz w:val="28"/>
+          <w:szCs w:val="28"/>
+        </w:rPr>
+      </w:pPr>
+      <w:r>
+        <w:rPr>
+          <w:b/>
+          <w:bCs/>
+          <w:sz w:val="28"/>
+          <w:szCs w:val="28"/>
+        </w:rPr>
+        <w:t>PASS (Successo):</w:t>
+      </w:r>
+      <w:r>
+        <w:rPr>
+          <w:sz w:val="28"/>
+          <w:szCs w:val="28"/>
         </w:rPr>
         <w:t xml:space="preserve"> Il sistema risponde con codice HTTP 200/201 (OK) e il JSON restituito contiene i dati attesi.</w:t>
       </w:r>
@@ -1483,96 +1077,89 @@
           <w:ilvl w:val="0"/>
           <w:numId w:val="7"/>
         </w:numPr>
-        <w:spacing w:after="240" w:before="0" w:beforeAutospacing="0" w:lineRule="auto"/>
-        <w:ind w:left="720" w:hanging="360"/>
-        <w:rPr>
-          <w:sz w:val="28"/>
-          <w:szCs w:val="28"/>
-        </w:rPr>
-      </w:pPr>
-      <w:r>
-        <w:rPr>
-          <w:b w:val="1"/>
-          <w:bCs w:val="1"/>
-          <w:sz w:val="28"/>
-          <w:szCs w:val="28"/>
-          <w:rtl w:val="0"/>
-        </w:rPr>
-        <w:t xml:space="preserve">FAIL (Fallimento):</w:t>
-      </w:r>
-      <w:r>
-        <w:rPr>
-          <w:sz w:val="28"/>
-          <w:szCs w:val="28"/>
-          <w:rtl w:val="0"/>
+        <w:spacing w:after="240"/>
+        <w:rPr>
+          <w:sz w:val="28"/>
+          <w:szCs w:val="28"/>
+        </w:rPr>
+      </w:pPr>
+      <w:r>
+        <w:rPr>
+          <w:b/>
+          <w:bCs/>
+          <w:sz w:val="28"/>
+          <w:szCs w:val="28"/>
+        </w:rPr>
+        <w:t>FAIL (Fallimento):</w:t>
+      </w:r>
+      <w:r>
+        <w:rPr>
+          <w:sz w:val="28"/>
+          <w:szCs w:val="28"/>
         </w:rPr>
         <w:t xml:space="preserve"> Il sistema risponde con codici di errore (4xx, 5xx) non previsti, o i dati salvati nel DB non sono consistenti.</w:t>
       </w:r>
     </w:p>
     <w:p>
       <w:pPr>
-        <w:pStyle w:val="Heading3"/>
+        <w:pStyle w:val="Titolo3"/>
         <w:keepNext w:val="0"/>
         <w:keepLines w:val="0"/>
-        <w:spacing w:before="280" w:lineRule="auto"/>
-        <w:rPr>
-          <w:b w:val="1"/>
-          <w:bCs w:val="1"/>
+        <w:spacing w:before="280"/>
+        <w:rPr>
+          <w:b/>
+          <w:bCs/>
           <w:color w:val="000000"/>
         </w:rPr>
       </w:pPr>
-      <w:bookmarkStart w:colFirst="0" w:colLast="0" w:name="_o8b551qkpeh9" w:id="7"/>
+      <w:bookmarkStart w:id="7" w:name="_o8b551qkpeh9" w:colFirst="0" w:colLast="0"/>
       <w:bookmarkEnd w:id="7"/>
       <w:r>
         <w:rPr>
-          <w:b w:val="1"/>
-          <w:bCs w:val="1"/>
+          <w:b/>
+          <w:bCs/>
           <w:color w:val="000000"/>
-          <w:rtl w:val="0"/>
-        </w:rPr>
-        <w:t xml:space="preserve">6. Testing approach</w:t>
-      </w:r>
-    </w:p>
-    <w:p>
-      <w:pPr>
-        <w:spacing w:after="240" w:before="240" w:lineRule="auto"/>
-        <w:rPr>
-          <w:sz w:val="28"/>
-          <w:szCs w:val="28"/>
-        </w:rPr>
-      </w:pPr>
-      <w:r>
-        <w:rPr>
-          <w:sz w:val="28"/>
-          <w:szCs w:val="28"/>
-          <w:rtl w:val="0"/>
-        </w:rPr>
-        <w:t xml:space="preserve">L’attività di testing coprirà diversi livelli:</w:t>
-      </w:r>
-    </w:p>
-    <w:p>
-      <w:pPr>
-        <w:spacing w:after="240" w:before="240" w:lineRule="auto"/>
-        <w:rPr>
-          <w:sz w:val="28"/>
-          <w:szCs w:val="28"/>
-        </w:rPr>
-      </w:pPr>
-      <w:r>
-        <w:rPr>
-          <w:b w:val="1"/>
-          <w:bCs w:val="1"/>
-          <w:sz w:val="28"/>
-          <w:szCs w:val="28"/>
-          <w:rtl w:val="0"/>
-        </w:rPr>
-        <w:t xml:space="preserve">6.1 Unit Testing (White-Box)</w:t>
-      </w:r>
-      <w:r>
-        <w:rPr>
-          <w:sz w:val="28"/>
-          <w:szCs w:val="28"/>
-          <w:rtl w:val="0"/>
+        </w:rPr>
+        <w:t>6. Testing approach</w:t>
+      </w:r>
+    </w:p>
+    <w:p>
+      <w:pPr>
+        <w:spacing w:before="240" w:after="240"/>
+        <w:rPr>
+          <w:sz w:val="28"/>
+          <w:szCs w:val="28"/>
+        </w:rPr>
+      </w:pPr>
+      <w:r>
+        <w:rPr>
+          <w:sz w:val="28"/>
+          <w:szCs w:val="28"/>
+        </w:rPr>
+        <w:t>L’attività di testing coprirà diversi livelli:</w:t>
+      </w:r>
+    </w:p>
+    <w:p>
+      <w:pPr>
+        <w:spacing w:before="240" w:after="240"/>
+        <w:rPr>
+          <w:sz w:val="28"/>
+          <w:szCs w:val="28"/>
+        </w:rPr>
+      </w:pPr>
+      <w:r>
+        <w:rPr>
+          <w:b/>
+          <w:bCs/>
+          <w:sz w:val="28"/>
+          <w:szCs w:val="28"/>
+        </w:rPr>
+        <w:t>6.1 Unit Testing (White-Box)</w:t>
+      </w:r>
+      <w:r>
+        <w:rPr>
+          <w:sz w:val="28"/>
+          <w:szCs w:val="28"/>
         </w:rPr>
         <w:t xml:space="preserve"> Verifica il funzionamento delle singole classi Java in isolamento (Service e Utility).</w:t>
       </w:r>
@@ -1583,28 +1170,25 @@
           <w:ilvl w:val="0"/>
           <w:numId w:val="6"/>
         </w:numPr>
-        <w:spacing w:after="0" w:afterAutospacing="0" w:before="240" w:lineRule="auto"/>
-        <w:ind w:left="720" w:hanging="360"/>
-        <w:rPr>
-          <w:sz w:val="28"/>
-          <w:szCs w:val="28"/>
-        </w:rPr>
-      </w:pPr>
-      <w:r>
-        <w:rPr>
-          <w:b w:val="1"/>
-          <w:bCs w:val="1"/>
-          <w:sz w:val="28"/>
-          <w:szCs w:val="28"/>
-          <w:rtl w:val="0"/>
-        </w:rPr>
-        <w:t xml:space="preserve">Strumenti:</w:t>
-      </w:r>
-      <w:r>
-        <w:rPr>
-          <w:sz w:val="28"/>
-          <w:szCs w:val="28"/>
-          <w:rtl w:val="0"/>
+        <w:spacing w:before="240"/>
+        <w:rPr>
+          <w:sz w:val="28"/>
+          <w:szCs w:val="28"/>
+        </w:rPr>
+      </w:pPr>
+      <w:r>
+        <w:rPr>
+          <w:b/>
+          <w:bCs/>
+          <w:sz w:val="28"/>
+          <w:szCs w:val="28"/>
+        </w:rPr>
+        <w:t>Strumenti:</w:t>
+      </w:r>
+      <w:r>
+        <w:rPr>
+          <w:sz w:val="28"/>
+          <w:szCs w:val="28"/>
         </w:rPr>
         <w:t xml:space="preserve"> JUnit 5, Mockito (per simulare il Database/Repository).</w:t>
       </w:r>
@@ -1615,55 +1199,50 @@
           <w:ilvl w:val="0"/>
           <w:numId w:val="6"/>
         </w:numPr>
-        <w:spacing w:after="240" w:before="0" w:beforeAutospacing="0" w:lineRule="auto"/>
-        <w:ind w:left="720" w:hanging="360"/>
-        <w:rPr>
-          <w:sz w:val="28"/>
-          <w:szCs w:val="28"/>
-        </w:rPr>
-      </w:pPr>
-      <w:r>
-        <w:rPr>
-          <w:b w:val="1"/>
-          <w:bCs w:val="1"/>
-          <w:sz w:val="28"/>
-          <w:szCs w:val="28"/>
-          <w:rtl w:val="0"/>
-        </w:rPr>
-        <w:t xml:space="preserve">Responsabilità:</w:t>
-      </w:r>
-      <w:r>
-        <w:rPr>
-          <w:sz w:val="28"/>
-          <w:szCs w:val="28"/>
-          <w:rtl w:val="0"/>
+        <w:spacing w:after="240"/>
+        <w:rPr>
+          <w:sz w:val="28"/>
+          <w:szCs w:val="28"/>
+        </w:rPr>
+      </w:pPr>
+      <w:r>
+        <w:rPr>
+          <w:b/>
+          <w:bCs/>
+          <w:sz w:val="28"/>
+          <w:szCs w:val="28"/>
+        </w:rPr>
+        <w:t>Responsabilità:</w:t>
+      </w:r>
+      <w:r>
+        <w:rPr>
+          <w:sz w:val="28"/>
+          <w:szCs w:val="28"/>
         </w:rPr>
         <w:t xml:space="preserve"> Ogni membro scrive gli Unit Test per il proprio modulo Java.</w:t>
       </w:r>
     </w:p>
     <w:p>
       <w:pPr>
-        <w:spacing w:after="240" w:before="240" w:lineRule="auto"/>
-        <w:rPr>
-          <w:sz w:val="28"/>
-          <w:szCs w:val="28"/>
-        </w:rPr>
-      </w:pPr>
-      <w:r>
-        <w:rPr>
-          <w:b w:val="1"/>
-          <w:bCs w:val="1"/>
-          <w:sz w:val="28"/>
-          <w:szCs w:val="28"/>
-          <w:rtl w:val="0"/>
-        </w:rPr>
-        <w:t xml:space="preserve">6.2 Integration/System Testing (Black-Box)</w:t>
-      </w:r>
-      <w:r>
-        <w:rPr>
-          <w:sz w:val="28"/>
-          <w:szCs w:val="28"/>
-          <w:rtl w:val="0"/>
+        <w:spacing w:before="240" w:after="240"/>
+        <w:rPr>
+          <w:sz w:val="28"/>
+          <w:szCs w:val="28"/>
+        </w:rPr>
+      </w:pPr>
+      <w:r>
+        <w:rPr>
+          <w:b/>
+          <w:bCs/>
+          <w:sz w:val="28"/>
+          <w:szCs w:val="28"/>
+        </w:rPr>
+        <w:t>6.2 Integration/System Testing (Black-Box)</w:t>
+      </w:r>
+      <w:r>
+        <w:rPr>
+          <w:sz w:val="28"/>
+          <w:szCs w:val="28"/>
         </w:rPr>
         <w:t xml:space="preserve"> Verifica il flusso completo dall'interfaccia utente al database.</w:t>
       </w:r>
@@ -1674,48 +1253,43 @@
           <w:ilvl w:val="0"/>
           <w:numId w:val="2"/>
         </w:numPr>
-        <w:spacing w:after="0" w:afterAutospacing="0" w:before="240" w:lineRule="auto"/>
-        <w:ind w:left="720" w:hanging="360"/>
-        <w:rPr>
-          <w:sz w:val="28"/>
-          <w:szCs w:val="28"/>
-        </w:rPr>
-      </w:pPr>
-      <w:r>
-        <w:rPr>
-          <w:b w:val="1"/>
-          <w:bCs w:val="1"/>
-          <w:sz w:val="28"/>
-          <w:szCs w:val="28"/>
-          <w:rtl w:val="0"/>
-        </w:rPr>
-        <w:t xml:space="preserve">Approccio:</w:t>
-      </w:r>
-      <w:r>
-        <w:rPr>
-          <w:sz w:val="28"/>
-          <w:szCs w:val="28"/>
-          <w:rtl w:val="0"/>
+        <w:spacing w:before="240"/>
+        <w:rPr>
+          <w:sz w:val="28"/>
+          <w:szCs w:val="28"/>
+        </w:rPr>
+      </w:pPr>
+      <w:r>
+        <w:rPr>
+          <w:b/>
+          <w:bCs/>
+          <w:sz w:val="28"/>
+          <w:szCs w:val="28"/>
+        </w:rPr>
+        <w:t>Approccio:</w:t>
+      </w:r>
+      <w:r>
+        <w:rPr>
+          <w:sz w:val="28"/>
+          <w:szCs w:val="28"/>
         </w:rPr>
         <w:t xml:space="preserve"> Si simulano le azioni utente sui form HTML (es. "Compila form donazione", "Clicca invia") e si verifica che la chiamata API restituisca </w:t>
       </w:r>
       <w:r>
         <w:rPr>
-          <w:rFonts w:ascii="Roboto Mono" w:cs="Roboto Mono" w:eastAsia="Roboto Mono" w:hAnsi="Roboto Mono"/>
+          <w:rFonts w:ascii="Roboto Mono" w:eastAsia="Roboto Mono" w:hAnsi="Roboto Mono" w:cs="Roboto Mono"/>
           <w:color w:val="188038"/>
           <w:sz w:val="28"/>
           <w:szCs w:val="28"/>
-          <w:rtl w:val="0"/>
-        </w:rPr>
-        <w:t xml:space="preserve">success: true</w:t>
-      </w:r>
-      <w:r>
-        <w:rPr>
-          <w:sz w:val="28"/>
-          <w:szCs w:val="28"/>
-          <w:rtl w:val="0"/>
-        </w:rPr>
-        <w:t xml:space="preserve">.</w:t>
+        </w:rPr>
+        <w:t>success: true</w:t>
+      </w:r>
+      <w:r>
+        <w:rPr>
+          <w:sz w:val="28"/>
+          <w:szCs w:val="28"/>
+        </w:rPr>
+        <w:t>.</w:t>
       </w:r>
     </w:p>
     <w:p>
@@ -1724,99 +1298,91 @@
           <w:ilvl w:val="0"/>
           <w:numId w:val="2"/>
         </w:numPr>
-        <w:spacing w:after="240" w:before="0" w:beforeAutospacing="0" w:lineRule="auto"/>
-        <w:ind w:left="720" w:hanging="360"/>
-        <w:rPr>
-          <w:sz w:val="28"/>
-          <w:szCs w:val="28"/>
-        </w:rPr>
-      </w:pPr>
-      <w:r>
-        <w:rPr>
-          <w:b w:val="1"/>
-          <w:bCs w:val="1"/>
-          <w:sz w:val="28"/>
-          <w:szCs w:val="28"/>
-          <w:rtl w:val="0"/>
-        </w:rPr>
-        <w:t xml:space="preserve">Tecnica:</w:t>
-      </w:r>
-      <w:r>
-        <w:rPr>
-          <w:sz w:val="28"/>
-          <w:szCs w:val="28"/>
-          <w:rtl w:val="0"/>
+        <w:spacing w:after="240"/>
+        <w:rPr>
+          <w:sz w:val="28"/>
+          <w:szCs w:val="28"/>
+        </w:rPr>
+      </w:pPr>
+      <w:r>
+        <w:rPr>
+          <w:b/>
+          <w:bCs/>
+          <w:sz w:val="28"/>
+          <w:szCs w:val="28"/>
+        </w:rPr>
+        <w:t>Tecnica:</w:t>
+      </w:r>
+      <w:r>
+        <w:rPr>
+          <w:sz w:val="28"/>
+          <w:szCs w:val="28"/>
         </w:rPr>
         <w:t xml:space="preserve"> Category Partition per definire gli input (es. "Quantità negativa" vs "Quantità positiva").</w:t>
       </w:r>
     </w:p>
     <w:p>
       <w:pPr>
-        <w:spacing w:after="240" w:before="240" w:lineRule="auto"/>
-        <w:rPr>
-          <w:sz w:val="28"/>
-          <w:szCs w:val="28"/>
-        </w:rPr>
-      </w:pPr>
-      <w:r>
-        <w:rPr>
-          <w:b w:val="1"/>
-          <w:bCs w:val="1"/>
-          <w:sz w:val="28"/>
-          <w:szCs w:val="28"/>
-          <w:rtl w:val="0"/>
-        </w:rPr>
-        <w:t xml:space="preserve">6.3 Acceptance Testing</w:t>
-      </w:r>
-      <w:r>
-        <w:rPr>
-          <w:sz w:val="28"/>
-          <w:szCs w:val="28"/>
-          <w:rtl w:val="0"/>
+        <w:spacing w:before="240" w:after="240"/>
+        <w:rPr>
+          <w:sz w:val="28"/>
+          <w:szCs w:val="28"/>
+        </w:rPr>
+      </w:pPr>
+      <w:r>
+        <w:rPr>
+          <w:b/>
+          <w:bCs/>
+          <w:sz w:val="28"/>
+          <w:szCs w:val="28"/>
+        </w:rPr>
+        <w:t>6.3 Acceptance Testing</w:t>
+      </w:r>
+      <w:r>
+        <w:rPr>
+          <w:sz w:val="28"/>
+          <w:szCs w:val="28"/>
         </w:rPr>
         <w:t xml:space="preserve"> Test finale eseguito simulando uno scenario reale (es. "Scenario Alluvione") per validare che il sistema supporti il flusso completo: </w:t>
       </w:r>
       <w:r>
         <w:rPr>
-          <w:i w:val="1"/>
-          <w:iCs w:val="1"/>
-          <w:sz w:val="28"/>
-          <w:szCs w:val="28"/>
-          <w:rtl w:val="0"/>
-        </w:rPr>
-        <w:t xml:space="preserve">Cittadino segnala -&gt; Ente approva -&gt; Volontario accetta -&gt; Donatore offre beni</w:t>
-      </w:r>
-      <w:r>
-        <w:rPr>
-          <w:sz w:val="28"/>
-          <w:szCs w:val="28"/>
-          <w:rtl w:val="0"/>
-        </w:rPr>
-        <w:t xml:space="preserve">.</w:t>
-      </w:r>
-    </w:p>
-    <w:p>
-      <w:pPr>
-        <w:pStyle w:val="Heading3"/>
+          <w:i/>
+          <w:iCs/>
+          <w:sz w:val="28"/>
+          <w:szCs w:val="28"/>
+        </w:rPr>
+        <w:t>Cittadino segnala -&gt; Ente approva -&gt; Volontario accetta -&gt; Donatore offre beni</w:t>
+      </w:r>
+      <w:r>
+        <w:rPr>
+          <w:sz w:val="28"/>
+          <w:szCs w:val="28"/>
+        </w:rPr>
+        <w:t>.</w:t>
+      </w:r>
+    </w:p>
+    <w:p>
+      <w:pPr>
+        <w:pStyle w:val="Titolo3"/>
         <w:keepNext w:val="0"/>
         <w:keepLines w:val="0"/>
-        <w:spacing w:before="280" w:lineRule="auto"/>
-        <w:rPr>
-          <w:b w:val="1"/>
-          <w:bCs w:val="1"/>
+        <w:spacing w:before="280"/>
+        <w:rPr>
+          <w:b/>
+          <w:bCs/>
           <w:color w:val="000000"/>
         </w:rPr>
       </w:pPr>
-      <w:bookmarkStart w:colFirst="0" w:colLast="0" w:name="_k20dr7hfnz74" w:id="8"/>
+      <w:bookmarkStart w:id="8" w:name="_k20dr7hfnz74" w:colFirst="0" w:colLast="0"/>
       <w:bookmarkEnd w:id="8"/>
       <w:r>
         <w:rPr>
-          <w:b w:val="1"/>
-          <w:bCs w:val="1"/>
+          <w:b/>
+          <w:bCs/>
           <w:color w:val="000000"/>
-          <w:rtl w:val="0"/>
-        </w:rPr>
-        <w:t xml:space="preserve">7. Testing schedule</w:t>
+        </w:rPr>
+        <w:t>7. Testing schedule</w:t>
       </w:r>
     </w:p>
     <w:p>
@@ -1825,28 +1391,25 @@
           <w:ilvl w:val="0"/>
           <w:numId w:val="1"/>
         </w:numPr>
-        <w:spacing w:after="0" w:afterAutospacing="0" w:before="240" w:lineRule="auto"/>
-        <w:ind w:left="720" w:hanging="360"/>
-        <w:rPr>
-          <w:sz w:val="28"/>
-          <w:szCs w:val="28"/>
-        </w:rPr>
-      </w:pPr>
-      <w:r>
-        <w:rPr>
-          <w:b w:val="1"/>
-          <w:bCs w:val="1"/>
-          <w:sz w:val="28"/>
-          <w:szCs w:val="28"/>
-          <w:rtl w:val="0"/>
-        </w:rPr>
-        <w:t xml:space="preserve">Pianificazione:</w:t>
-      </w:r>
-      <w:r>
-        <w:rPr>
-          <w:sz w:val="28"/>
-          <w:szCs w:val="28"/>
-          <w:rtl w:val="0"/>
+        <w:spacing w:before="240"/>
+        <w:rPr>
+          <w:sz w:val="28"/>
+          <w:szCs w:val="28"/>
+        </w:rPr>
+      </w:pPr>
+      <w:r>
+        <w:rPr>
+          <w:b/>
+          <w:bCs/>
+          <w:sz w:val="28"/>
+          <w:szCs w:val="28"/>
+        </w:rPr>
+        <w:t>Pianificazione:</w:t>
+      </w:r>
+      <w:r>
+        <w:rPr>
+          <w:sz w:val="28"/>
+          <w:szCs w:val="28"/>
         </w:rPr>
         <w:t xml:space="preserve"> Definita nel presente documento (TP).</w:t>
       </w:r>
@@ -1857,28 +1420,25 @@
           <w:ilvl w:val="0"/>
           <w:numId w:val="1"/>
         </w:numPr>
-        <w:spacing w:after="0" w:afterAutospacing="0" w:before="0" w:beforeAutospacing="0" w:lineRule="auto"/>
-        <w:ind w:left="720" w:hanging="360"/>
-        <w:rPr>
-          <w:sz w:val="28"/>
-          <w:szCs w:val="28"/>
-        </w:rPr>
-      </w:pPr>
-      <w:r>
-        <w:rPr>
-          <w:b w:val="1"/>
-          <w:bCs w:val="1"/>
-          <w:sz w:val="28"/>
-          <w:szCs w:val="28"/>
-          <w:rtl w:val="0"/>
-        </w:rPr>
-        <w:t xml:space="preserve">Design Test:</w:t>
-      </w:r>
-      <w:r>
-        <w:rPr>
-          <w:sz w:val="28"/>
-          <w:szCs w:val="28"/>
-          <w:rtl w:val="0"/>
+        <w:rPr>
+          <w:sz w:val="28"/>
+          <w:szCs w:val="28"/>
+        </w:rPr>
+      </w:pPr>
+      <w:r>
+        <w:rPr>
+          <w:b/>
+          <w:bCs/>
+          <w:sz w:val="28"/>
+          <w:szCs w:val="28"/>
+        </w:rPr>
+        <w:lastRenderedPageBreak/>
+        <w:t>Design Test:</w:t>
+      </w:r>
+      <w:r>
+        <w:rPr>
+          <w:sz w:val="28"/>
+          <w:szCs w:val="28"/>
         </w:rPr>
         <w:t xml:space="preserve"> Definizione dei casi nel documento TCS.</w:t>
       </w:r>
@@ -1889,28 +1449,24 @@
           <w:ilvl w:val="0"/>
           <w:numId w:val="1"/>
         </w:numPr>
-        <w:spacing w:after="0" w:afterAutospacing="0" w:before="0" w:beforeAutospacing="0" w:lineRule="auto"/>
-        <w:ind w:left="720" w:hanging="360"/>
-        <w:rPr>
-          <w:sz w:val="28"/>
-          <w:szCs w:val="28"/>
-        </w:rPr>
-      </w:pPr>
-      <w:r>
-        <w:rPr>
-          <w:b w:val="1"/>
-          <w:bCs w:val="1"/>
-          <w:sz w:val="28"/>
-          <w:szCs w:val="28"/>
-          <w:rtl w:val="0"/>
-        </w:rPr>
-        <w:t xml:space="preserve">Esecuzione:</w:t>
-      </w:r>
-      <w:r>
-        <w:rPr>
-          <w:sz w:val="28"/>
-          <w:szCs w:val="28"/>
-          <w:rtl w:val="0"/>
+        <w:rPr>
+          <w:sz w:val="28"/>
+          <w:szCs w:val="28"/>
+        </w:rPr>
+      </w:pPr>
+      <w:r>
+        <w:rPr>
+          <w:b/>
+          <w:bCs/>
+          <w:sz w:val="28"/>
+          <w:szCs w:val="28"/>
+        </w:rPr>
+        <w:t>Esecuzione:</w:t>
+      </w:r>
+      <w:r>
+        <w:rPr>
+          <w:sz w:val="28"/>
+          <w:szCs w:val="28"/>
         </w:rPr>
         <w:t xml:space="preserve"> Durante lo sviluppo e prima del rilascio finale.</w:t>
       </w:r>
@@ -1921,131 +1477,117 @@
           <w:ilvl w:val="0"/>
           <w:numId w:val="1"/>
         </w:numPr>
-        <w:spacing w:after="240" w:before="0" w:beforeAutospacing="0" w:lineRule="auto"/>
-        <w:ind w:left="720" w:hanging="360"/>
-        <w:rPr>
-          <w:sz w:val="28"/>
-          <w:szCs w:val="28"/>
-        </w:rPr>
-      </w:pPr>
-      <w:r>
-        <w:rPr>
-          <w:b w:val="1"/>
-          <w:bCs w:val="1"/>
-          <w:sz w:val="28"/>
-          <w:szCs w:val="28"/>
-          <w:rtl w:val="0"/>
-        </w:rPr>
-        <w:t xml:space="preserve">Reporting:</w:t>
-      </w:r>
-      <w:r>
-        <w:rPr>
-          <w:sz w:val="28"/>
-          <w:szCs w:val="28"/>
-          <w:rtl w:val="0"/>
+        <w:spacing w:after="240"/>
+        <w:rPr>
+          <w:sz w:val="28"/>
+          <w:szCs w:val="28"/>
+        </w:rPr>
+      </w:pPr>
+      <w:r>
+        <w:rPr>
+          <w:b/>
+          <w:bCs/>
+          <w:sz w:val="28"/>
+          <w:szCs w:val="28"/>
+        </w:rPr>
+        <w:t>Reporting:</w:t>
+      </w:r>
+      <w:r>
+        <w:rPr>
+          <w:sz w:val="28"/>
+          <w:szCs w:val="28"/>
         </w:rPr>
         <w:t xml:space="preserve"> Tracciamento dei bug nel documento TIR e riepilogo nel TSR.</w:t>
       </w:r>
     </w:p>
     <w:p>
       <w:pPr>
-        <w:pStyle w:val="Heading3"/>
+        <w:pStyle w:val="Titolo3"/>
         <w:keepNext w:val="0"/>
         <w:keepLines w:val="0"/>
-        <w:spacing w:before="280" w:lineRule="auto"/>
-        <w:rPr>
-          <w:b w:val="1"/>
-          <w:bCs w:val="1"/>
+        <w:spacing w:before="280"/>
+        <w:rPr>
+          <w:b/>
+          <w:bCs/>
           <w:color w:val="000000"/>
         </w:rPr>
       </w:pPr>
-      <w:bookmarkStart w:colFirst="0" w:colLast="0" w:name="_irr5d94n2yce" w:id="9"/>
+      <w:bookmarkStart w:id="9" w:name="_irr5d94n2yce" w:colFirst="0" w:colLast="0"/>
       <w:bookmarkEnd w:id="9"/>
       <w:r>
         <w:rPr>
-          <w:b w:val="1"/>
-          <w:bCs w:val="1"/>
+          <w:b/>
+          <w:bCs/>
           <w:color w:val="000000"/>
-          <w:rtl w:val="0"/>
-        </w:rPr>
-        <w:t xml:space="preserve">8. Test Cases Strategy</w:t>
-      </w:r>
-    </w:p>
-    <w:p>
-      <w:pPr>
-        <w:spacing w:after="240" w:before="240" w:lineRule="auto"/>
-        <w:rPr>
-          <w:sz w:val="28"/>
-          <w:szCs w:val="28"/>
-        </w:rPr>
-      </w:pPr>
-      <w:r>
-        <w:rPr>
-          <w:sz w:val="28"/>
-          <w:szCs w:val="28"/>
-          <w:rtl w:val="0"/>
+        </w:rPr>
+        <w:t>8. Test Cases Strategy</w:t>
+      </w:r>
+    </w:p>
+    <w:p>
+      <w:pPr>
+        <w:spacing w:before="240" w:after="240"/>
+        <w:rPr>
+          <w:sz w:val="28"/>
+          <w:szCs w:val="28"/>
+        </w:rPr>
+      </w:pPr>
+      <w:r>
+        <w:rPr>
+          <w:sz w:val="28"/>
+          <w:szCs w:val="28"/>
         </w:rPr>
         <w:t xml:space="preserve">L’approccio per la definizione dei test frame sarà il </w:t>
       </w:r>
       <w:r>
         <w:rPr>
-          <w:b w:val="1"/>
-          <w:bCs w:val="1"/>
-          <w:sz w:val="28"/>
-          <w:szCs w:val="28"/>
-          <w:rtl w:val="0"/>
-        </w:rPr>
-        <w:t xml:space="preserve">Category Partition</w:t>
-      </w:r>
-      <w:r>
-        <w:rPr>
-          <w:sz w:val="28"/>
-          <w:szCs w:val="28"/>
-          <w:rtl w:val="0"/>
+          <w:b/>
+          <w:bCs/>
+          <w:sz w:val="28"/>
+          <w:szCs w:val="28"/>
+        </w:rPr>
+        <w:t>Category Partition</w:t>
+      </w:r>
+      <w:r>
+        <w:rPr>
+          <w:sz w:val="28"/>
+          <w:szCs w:val="28"/>
         </w:rPr>
         <w:t xml:space="preserve">. Gli input saranno partizionati in classi di equivalenza (es. "Data scadenza passata", "Data scadenza futura") per massimizzare la copertura con il minimo numero di test. Per i dettagli, vedere il documento </w:t>
       </w:r>
       <w:r>
         <w:rPr>
-          <w:b w:val="1"/>
-          <w:bCs w:val="1"/>
-          <w:sz w:val="28"/>
-          <w:szCs w:val="28"/>
-          <w:rtl w:val="0"/>
-        </w:rPr>
-        <w:t xml:space="preserve">TCS</w:t>
-      </w:r>
-      <w:r>
-        <w:rPr>
-          <w:sz w:val="28"/>
-          <w:szCs w:val="28"/>
-          <w:rtl w:val="0"/>
-        </w:rPr>
-        <w:t xml:space="preserve">.</w:t>
-      </w:r>
-    </w:p>
-    <w:p>
-      <w:pPr>
-        <w:rPr/>
-      </w:pPr>
-      <w:r>
-        <w:rPr>
-          <w:rtl w:val="0"/>
-        </w:rPr>
-      </w:r>
-    </w:p>
+          <w:b/>
+          <w:bCs/>
+          <w:sz w:val="28"/>
+          <w:szCs w:val="28"/>
+        </w:rPr>
+        <w:t>TCS</w:t>
+      </w:r>
+      <w:r>
+        <w:rPr>
+          <w:sz w:val="28"/>
+          <w:szCs w:val="28"/>
+        </w:rPr>
+        <w:t>.</w:t>
+      </w:r>
+    </w:p>
+    <w:p/>
     <w:sectPr>
-      <w:pgSz w:h="16834" w:w="11909" w:orient="portrait"/>
-      <w:pgMar w:bottom="1440" w:top="1440" w:left="1440" w:right="1440" w:header="720" w:footer="720"/>
+      <w:pgSz w:w="11909" w:h="16834"/>
+      <w:pgMar w:top="1440" w:right="1440" w:bottom="1440" w:left="1440" w:header="720" w:footer="720" w:gutter="0"/>
       <w:pgNumType w:start="1"/>
+      <w:cols w:space="720"/>
     </w:sectPr>
   </w:body>
 </w:document>
 </file>
 
 <file path=word/numbering.xml><?xml version="1.0" encoding="utf-8"?>
-<w:numbering xmlns:mc="http://schemas.openxmlformats.org/markup-compatibility/2006" xmlns:o="urn:schemas-microsoft-com:office:office" xmlns:r="http://schemas.openxmlformats.org/officeDocument/2006/relationships" xmlns:m="http://schemas.openxmlformats.org/officeDocument/2006/math" xmlns:v="urn:schemas-microsoft-com:vml" xmlns:wp="http://schemas.openxmlformats.org/drawingml/2006/wordprocessingDrawing" xmlns:w10="urn:schemas-microsoft-com:office:word" xmlns:w="http://schemas.openxmlformats.org/wordprocessingml/2006/main" xmlns:wne="http://schemas.microsoft.com/office/word/2006/wordml" xmlns:sl="http://schemas.openxmlformats.org/schemaLibrary/2006/main" xmlns:a="http://schemas.openxmlformats.org/drawingml/2006/main" xmlns:pic="http://schemas.openxmlformats.org/drawingml/2006/picture" xmlns:c="http://schemas.openxmlformats.org/drawingml/2006/chart" xmlns:lc="http://schemas.openxmlformats.org/drawingml/2006/lockedCanvas" xmlns:dgm="http://schemas.openxmlformats.org/drawingml/2006/diagram" xmlns:wps="http://schemas.microsoft.com/office/word/2010/wordprocessingShape" xmlns:wpg="http://schemas.microsoft.com/office/word/2010/wordprocessingGroup" xmlns:w14="http://schemas.microsoft.com/office/word/2010/wordml" xmlns:w15="http://schemas.microsoft.com/office/word/2012/wordml" xmlns:w16="http://schemas.microsoft.com/office/word/2018/wordml" xmlns:w16cex="http://schemas.microsoft.com/office/word/2018/wordml/cex" xmlns:w16cid="http://schemas.microsoft.com/office/word/2016/wordml/cid" xmlns="http://schemas.microsoft.com/office/tasks/2019/documenttasks" xmlns:cr="http://schemas.microsoft.com/office/comments/2020/reactions">
-  <w:abstractNum w:abstractNumId="1">
+<w:numbering xmlns:wpc="http://schemas.microsoft.com/office/word/2010/wordprocessingCanvas" xmlns:cx="http://schemas.microsoft.com/office/drawing/2014/chartex" xmlns:cx1="http://schemas.microsoft.com/office/drawing/2015/9/8/chartex" xmlns:cx2="http://schemas.microsoft.com/office/drawing/2015/10/21/chartex" xmlns:cx3="http://schemas.microsoft.com/office/drawing/2016/5/9/chartex" xmlns:cx4="http://schemas.microsoft.com/office/drawing/2016/5/10/chartex" xmlns:cx5="http://schemas.microsoft.com/office/drawing/2016/5/11/chartex" xmlns:cx6="http://schemas.microsoft.com/office/drawing/2016/5/12/chartex" xmlns:cx7="http://schemas.microsoft.com/office/drawing/2016/5/13/chartex" xmlns:cx8="http://schemas.microsoft.com/office/drawing/2016/5/14/chartex" xmlns:mc="http://schemas.openxmlformats.org/markup-compatibility/2006" xmlns:aink="http://schemas.microsoft.com/office/drawing/2016/ink" xmlns:am3d="http://schemas.microsoft.com/office/drawing/2017/model3d" xmlns:o="urn:schemas-microsoft-com:office:office" xmlns:oel="http://schemas.microsoft.com/office/2019/extlst" xmlns:r="http://schemas.openxmlformats.org/officeDocument/2006/relationships" xmlns:m="http://schemas.openxmlformats.org/officeDocument/2006/math" xmlns:v="urn:schemas-microsoft-com:vml" xmlns:wp14="http://schemas.microsoft.com/office/word/2010/wordprocessingDrawing" xmlns:wp="http://schemas.openxmlformats.org/drawingml/2006/wordprocessingDrawing" xmlns:w10="urn:schemas-microsoft-com:office:word" xmlns:w="http://schemas.openxmlformats.org/wordprocessingml/2006/main" xmlns:w14="http://schemas.microsoft.com/office/word/2010/wordml" xmlns:w15="http://schemas.microsoft.com/office/word/2012/wordml" xmlns:w16cex="http://schemas.microsoft.com/office/word/2018/wordml/cex" xmlns:w16cid="http://schemas.microsoft.com/office/word/2016/wordml/cid" xmlns:w16="http://schemas.microsoft.com/office/word/2018/wordml" xmlns:w16du="http://schemas.microsoft.com/office/word/2023/wordml/word16du" xmlns:w16sdtdh="http://schemas.microsoft.com/office/word/2020/wordml/sdtdatahash" xmlns:w16sdtfl="http://schemas.microsoft.com/office/word/2024/wordml/sdtformatlock" xmlns:w16se="http://schemas.microsoft.com/office/word/2015/wordml/symex" xmlns:wpg="http://schemas.microsoft.com/office/word/2010/wordprocessingGroup" xmlns:wpi="http://schemas.microsoft.com/office/word/2010/wordprocessingInk" xmlns:wne="http://schemas.microsoft.com/office/word/2006/wordml" xmlns:wps="http://schemas.microsoft.com/office/word/2010/wordprocessingShape" mc:Ignorable="w14 w15 w16se w16cid w16 w16cex w16sdtdh w16sdtfl w16du wp14">
+  <w:abstractNum w:abstractNumId="0" w15:restartNumberingAfterBreak="0">
+    <w:nsid w:val="21B26150"/>
+    <w:multiLevelType w:val="multilevel"/>
+    <w:tmpl w:val="16D0922C"/>
     <w:lvl w:ilvl="0">
       <w:start w:val="1"/>
       <w:numFmt w:val="bullet"/>
@@ -2155,7 +1697,10 @@
       </w:rPr>
     </w:lvl>
   </w:abstractNum>
-  <w:abstractNum w:abstractNumId="2">
+  <w:abstractNum w:abstractNumId="1" w15:restartNumberingAfterBreak="0">
+    <w:nsid w:val="340F4FC3"/>
+    <w:multiLevelType w:val="multilevel"/>
+    <w:tmpl w:val="75466D06"/>
     <w:lvl w:ilvl="0">
       <w:start w:val="1"/>
       <w:numFmt w:val="bullet"/>
@@ -2265,7 +1810,10 @@
       </w:rPr>
     </w:lvl>
   </w:abstractNum>
-  <w:abstractNum w:abstractNumId="3">
+  <w:abstractNum w:abstractNumId="2" w15:restartNumberingAfterBreak="0">
+    <w:nsid w:val="372C4BA4"/>
+    <w:multiLevelType w:val="multilevel"/>
+    <w:tmpl w:val="46DCC248"/>
     <w:lvl w:ilvl="0">
       <w:start w:val="1"/>
       <w:numFmt w:val="bullet"/>
@@ -2375,7 +1923,10 @@
       </w:rPr>
     </w:lvl>
   </w:abstractNum>
-  <w:abstractNum w:abstractNumId="4">
+  <w:abstractNum w:abstractNumId="3" w15:restartNumberingAfterBreak="0">
+    <w:nsid w:val="43FF413D"/>
+    <w:multiLevelType w:val="multilevel"/>
+    <w:tmpl w:val="051EC010"/>
     <w:lvl w:ilvl="0">
       <w:start w:val="1"/>
       <w:numFmt w:val="bullet"/>
@@ -2485,7 +2036,10 @@
       </w:rPr>
     </w:lvl>
   </w:abstractNum>
-  <w:abstractNum w:abstractNumId="5">
+  <w:abstractNum w:abstractNumId="4" w15:restartNumberingAfterBreak="0">
+    <w:nsid w:val="5ADE352F"/>
+    <w:multiLevelType w:val="multilevel"/>
+    <w:tmpl w:val="2FB4525C"/>
     <w:lvl w:ilvl="0">
       <w:start w:val="1"/>
       <w:numFmt w:val="bullet"/>
@@ -2595,7 +2149,10 @@
       </w:rPr>
     </w:lvl>
   </w:abstractNum>
-  <w:abstractNum w:abstractNumId="6">
+  <w:abstractNum w:abstractNumId="5" w15:restartNumberingAfterBreak="0">
+    <w:nsid w:val="6E12662E"/>
+    <w:multiLevelType w:val="multilevel"/>
+    <w:tmpl w:val="A1085CA6"/>
     <w:lvl w:ilvl="0">
       <w:start w:val="1"/>
       <w:numFmt w:val="bullet"/>
@@ -2705,7 +2262,10 @@
       </w:rPr>
     </w:lvl>
   </w:abstractNum>
-  <w:abstractNum w:abstractNumId="7">
+  <w:abstractNum w:abstractNumId="6" w15:restartNumberingAfterBreak="0">
+    <w:nsid w:val="7DAA27C0"/>
+    <w:multiLevelType w:val="multilevel"/>
+    <w:tmpl w:val="408ED51E"/>
     <w:lvl w:ilvl="0">
       <w:start w:val="1"/>
       <w:numFmt w:val="bullet"/>
@@ -2815,39 +2375,39 @@
       </w:rPr>
     </w:lvl>
   </w:abstractNum>
-  <w:num w:numId="1">
+  <w:num w:numId="1" w16cid:durableId="713507553">
+    <w:abstractNumId w:val="4"/>
+  </w:num>
+  <w:num w:numId="2" w16cid:durableId="817498293">
+    <w:abstractNumId w:val="3"/>
+  </w:num>
+  <w:num w:numId="3" w16cid:durableId="1691831596">
+    <w:abstractNumId w:val="5"/>
+  </w:num>
+  <w:num w:numId="4" w16cid:durableId="209147255">
     <w:abstractNumId w:val="1"/>
   </w:num>
-  <w:num w:numId="2">
+  <w:num w:numId="5" w16cid:durableId="1158156340">
     <w:abstractNumId w:val="2"/>
   </w:num>
-  <w:num w:numId="3">
-    <w:abstractNumId w:val="3"/>
-  </w:num>
-  <w:num w:numId="4">
-    <w:abstractNumId w:val="4"/>
-  </w:num>
-  <w:num w:numId="5">
-    <w:abstractNumId w:val="5"/>
-  </w:num>
-  <w:num w:numId="6">
+  <w:num w:numId="6" w16cid:durableId="1102460031">
     <w:abstractNumId w:val="6"/>
   </w:num>
-  <w:num w:numId="7">
-    <w:abstractNumId w:val="7"/>
+  <w:num w:numId="7" w16cid:durableId="1030686063">
+    <w:abstractNumId w:val="0"/>
   </w:num>
 </w:numbering>
 </file>
 
 <file path=word/styles.xml><?xml version="1.0" encoding="utf-8"?>
-<w:styles xmlns:mc="http://schemas.openxmlformats.org/markup-compatibility/2006" xmlns:o="urn:schemas-microsoft-com:office:office" xmlns:r="http://schemas.openxmlformats.org/officeDocument/2006/relationships" xmlns:m="http://schemas.openxmlformats.org/officeDocument/2006/math" xmlns:v="urn:schemas-microsoft-com:vml" xmlns:wp="http://schemas.openxmlformats.org/drawingml/2006/wordprocessingDrawing" xmlns:w10="urn:schemas-microsoft-com:office:word" xmlns:w="http://schemas.openxmlformats.org/wordprocessingml/2006/main" xmlns:wne="http://schemas.microsoft.com/office/word/2006/wordml" xmlns:sl="http://schemas.openxmlformats.org/schemaLibrary/2006/main" xmlns:a="http://schemas.openxmlformats.org/drawingml/2006/main" xmlns:pic="http://schemas.openxmlformats.org/drawingml/2006/picture" xmlns:c="http://schemas.openxmlformats.org/drawingml/2006/chart" xmlns:lc="http://schemas.openxmlformats.org/drawingml/2006/lockedCanvas" xmlns:dgm="http://schemas.openxmlformats.org/drawingml/2006/diagram" xmlns:wps="http://schemas.microsoft.com/office/word/2010/wordprocessingShape" xmlns:wpg="http://schemas.microsoft.com/office/word/2010/wordprocessingGroup" xmlns:w14="http://schemas.microsoft.com/office/word/2010/wordml" xmlns:w15="http://schemas.microsoft.com/office/word/2012/wordml" xmlns:w16="http://schemas.microsoft.com/office/word/2018/wordml" xmlns:w16cex="http://schemas.microsoft.com/office/word/2018/wordml/cex" xmlns:w16cid="http://schemas.microsoft.com/office/word/2016/wordml/cid" xmlns="http://schemas.microsoft.com/office/tasks/2019/documenttasks" xmlns:cr="http://schemas.microsoft.com/office/comments/2020/reactions">
+<w:styles xmlns:mc="http://schemas.openxmlformats.org/markup-compatibility/2006" xmlns:r="http://schemas.openxmlformats.org/officeDocument/2006/relationships" xmlns:w="http://schemas.openxmlformats.org/wordprocessingml/2006/main" xmlns:w14="http://schemas.microsoft.com/office/word/2010/wordml" xmlns:w15="http://schemas.microsoft.com/office/word/2012/wordml" xmlns:w16cex="http://schemas.microsoft.com/office/word/2018/wordml/cex" xmlns:w16cid="http://schemas.microsoft.com/office/word/2016/wordml/cid" xmlns:w16="http://schemas.microsoft.com/office/word/2018/wordml" xmlns:w16du="http://schemas.microsoft.com/office/word/2023/wordml/word16du" xmlns:w16sdtdh="http://schemas.microsoft.com/office/word/2020/wordml/sdtdatahash" xmlns:w16sdtfl="http://schemas.microsoft.com/office/word/2024/wordml/sdtformatlock" xmlns:w16se="http://schemas.microsoft.com/office/word/2015/wordml/symex" mc:Ignorable="w14 w15 w16se w16cid w16 w16cex w16sdtdh w16sdtfl w16du">
   <w:docDefaults>
     <w:rPrDefault>
       <w:rPr>
-        <w:rFonts w:ascii="Arial" w:cs="Arial" w:eastAsia="Arial" w:hAnsi="Arial"/>
+        <w:rFonts w:ascii="Arial" w:eastAsia="Arial" w:hAnsi="Arial" w:cs="Arial"/>
         <w:sz w:val="22"/>
         <w:szCs w:val="22"/>
-        <w:lang w:val="it"/>
+        <w:lang w:val="it" w:eastAsia="it-IT" w:bidi="ar-SA"/>
       </w:rPr>
     </w:rPrDefault>
     <w:pPrDefault>
@@ -2856,79 +2416,455 @@
       </w:pPr>
     </w:pPrDefault>
   </w:docDefaults>
-  <w:style w:type="table" w:styleId="TableNormal" w:default="1">
-    <w:name w:val="TableNormal"/>
-    <w:tblPr>
-      <w:tblCellMar>
-        <w:top w:w="100.0" w:type="dxa"/>
-        <w:left w:w="100.0" w:type="dxa"/>
-        <w:bottom w:w="100.0" w:type="dxa"/>
-        <w:right w:w="100.0" w:type="dxa"/>
-      </w:tblCellMar>
-    </w:tblPr>
+  <w:latentStyles w:defLockedState="0" w:defUIPriority="99" w:defSemiHidden="0" w:defUnhideWhenUsed="0" w:defQFormat="0" w:count="376">
+    <w:lsdException w:name="Normal" w:uiPriority="0" w:qFormat="1"/>
+    <w:lsdException w:name="heading 1" w:uiPriority="9" w:qFormat="1"/>
+    <w:lsdException w:name="heading 2" w:semiHidden="1" w:uiPriority="9" w:unhideWhenUsed="1" w:qFormat="1"/>
+    <w:lsdException w:name="heading 3" w:semiHidden="1" w:uiPriority="9" w:unhideWhenUsed="1" w:qFormat="1"/>
+    <w:lsdException w:name="heading 4" w:semiHidden="1" w:uiPriority="9" w:unhideWhenUsed="1" w:qFormat="1"/>
+    <w:lsdException w:name="heading 5" w:semiHidden="1" w:uiPriority="9" w:unhideWhenUsed="1" w:qFormat="1"/>
+    <w:lsdException w:name="heading 6" w:semiHidden="1" w:uiPriority="9" w:unhideWhenUsed="1" w:qFormat="1"/>
+    <w:lsdException w:name="heading 7" w:semiHidden="1" w:uiPriority="9" w:unhideWhenUsed="1" w:qFormat="1"/>
+    <w:lsdException w:name="heading 8" w:semiHidden="1" w:uiPriority="9" w:unhideWhenUsed="1" w:qFormat="1"/>
+    <w:lsdException w:name="heading 9" w:semiHidden="1" w:uiPriority="9" w:unhideWhenUsed="1" w:qFormat="1"/>
+    <w:lsdException w:name="index 1" w:semiHidden="1" w:unhideWhenUsed="1"/>
+    <w:lsdException w:name="index 2" w:semiHidden="1" w:unhideWhenUsed="1"/>
+    <w:lsdException w:name="index 3" w:semiHidden="1" w:unhideWhenUsed="1"/>
+    <w:lsdException w:name="index 4" w:semiHidden="1" w:unhideWhenUsed="1"/>
+    <w:lsdException w:name="index 5" w:semiHidden="1" w:unhideWhenUsed="1"/>
+    <w:lsdException w:name="index 6" w:semiHidden="1" w:unhideWhenUsed="1"/>
+    <w:lsdException w:name="index 7" w:semiHidden="1" w:unhideWhenUsed="1"/>
+    <w:lsdException w:name="index 8" w:semiHidden="1" w:unhideWhenUsed="1"/>
+    <w:lsdException w:name="index 9" w:semiHidden="1" w:unhideWhenUsed="1"/>
+    <w:lsdException w:name="toc 1" w:semiHidden="1" w:uiPriority="39" w:unhideWhenUsed="1"/>
+    <w:lsdException w:name="toc 2" w:semiHidden="1" w:uiPriority="39" w:unhideWhenUsed="1"/>
+    <w:lsdException w:name="toc 3" w:semiHidden="1" w:uiPriority="39" w:unhideWhenUsed="1"/>
+    <w:lsdException w:name="toc 4" w:semiHidden="1" w:uiPriority="39" w:unhideWhenUsed="1"/>
+    <w:lsdException w:name="toc 5" w:semiHidden="1" w:uiPriority="39" w:unhideWhenUsed="1"/>
+    <w:lsdException w:name="toc 6" w:semiHidden="1" w:uiPriority="39" w:unhideWhenUsed="1"/>
+    <w:lsdException w:name="toc 7" w:semiHidden="1" w:uiPriority="39" w:unhideWhenUsed="1"/>
+    <w:lsdException w:name="toc 8" w:semiHidden="1" w:uiPriority="39" w:unhideWhenUsed="1"/>
+    <w:lsdException w:name="toc 9" w:semiHidden="1" w:uiPriority="39" w:unhideWhenUsed="1"/>
+    <w:lsdException w:name="Normal Indent" w:semiHidden="1" w:unhideWhenUsed="1"/>
+    <w:lsdException w:name="footnote text" w:semiHidden="1" w:unhideWhenUsed="1"/>
+    <w:lsdException w:name="annotation text" w:semiHidden="1" w:unhideWhenUsed="1"/>
+    <w:lsdException w:name="header" w:semiHidden="1" w:unhideWhenUsed="1"/>
+    <w:lsdException w:name="footer" w:semiHidden="1" w:unhideWhenUsed="1"/>
+    <w:lsdException w:name="index heading" w:semiHidden="1" w:unhideWhenUsed="1"/>
+    <w:lsdException w:name="caption" w:semiHidden="1" w:uiPriority="35" w:unhideWhenUsed="1" w:qFormat="1"/>
+    <w:lsdException w:name="table of figures" w:semiHidden="1" w:unhideWhenUsed="1"/>
+    <w:lsdException w:name="envelope address" w:semiHidden="1" w:unhideWhenUsed="1"/>
+    <w:lsdException w:name="envelope return" w:semiHidden="1" w:unhideWhenUsed="1"/>
+    <w:lsdException w:name="footnote reference" w:semiHidden="1" w:unhideWhenUsed="1"/>
+    <w:lsdException w:name="annotation reference" w:semiHidden="1" w:unhideWhenUsed="1"/>
+    <w:lsdException w:name="line number" w:semiHidden="1" w:unhideWhenUsed="1"/>
+    <w:lsdException w:name="page number" w:semiHidden="1" w:unhideWhenUsed="1"/>
+    <w:lsdException w:name="endnote reference" w:semiHidden="1" w:unhideWhenUsed="1"/>
+    <w:lsdException w:name="endnote text" w:semiHidden="1" w:unhideWhenUsed="1"/>
+    <w:lsdException w:name="table of authorities" w:semiHidden="1" w:unhideWhenUsed="1"/>
+    <w:lsdException w:name="macro" w:semiHidden="1" w:unhideWhenUsed="1"/>
+    <w:lsdException w:name="toa heading" w:semiHidden="1" w:unhideWhenUsed="1"/>
+    <w:lsdException w:name="List" w:semiHidden="1" w:unhideWhenUsed="1"/>
+    <w:lsdException w:name="List Bullet" w:semiHidden="1" w:unhideWhenUsed="1"/>
+    <w:lsdException w:name="List Number" w:semiHidden="1" w:unhideWhenUsed="1"/>
+    <w:lsdException w:name="List 2" w:semiHidden="1" w:unhideWhenUsed="1"/>
+    <w:lsdException w:name="List 3" w:semiHidden="1" w:unhideWhenUsed="1"/>
+    <w:lsdException w:name="List 4" w:semiHidden="1" w:unhideWhenUsed="1"/>
+    <w:lsdException w:name="List 5" w:semiHidden="1" w:unhideWhenUsed="1"/>
+    <w:lsdException w:name="List Bullet 2" w:semiHidden="1" w:unhideWhenUsed="1"/>
+    <w:lsdException w:name="List Bullet 3" w:semiHidden="1" w:unhideWhenUsed="1"/>
+    <w:lsdException w:name="List Bullet 4" w:semiHidden="1" w:unhideWhenUsed="1"/>
+    <w:lsdException w:name="List Bullet 5" w:semiHidden="1" w:unhideWhenUsed="1"/>
+    <w:lsdException w:name="List Number 2" w:semiHidden="1" w:unhideWhenUsed="1"/>
+    <w:lsdException w:name="List Number 3" w:semiHidden="1" w:unhideWhenUsed="1"/>
+    <w:lsdException w:name="List Number 4" w:semiHidden="1" w:unhideWhenUsed="1"/>
+    <w:lsdException w:name="List Number 5" w:semiHidden="1" w:unhideWhenUsed="1"/>
+    <w:lsdException w:name="Title" w:uiPriority="10" w:qFormat="1"/>
+    <w:lsdException w:name="Closing" w:semiHidden="1" w:unhideWhenUsed="1"/>
+    <w:lsdException w:name="Signature" w:semiHidden="1" w:unhideWhenUsed="1"/>
+    <w:lsdException w:name="Default Paragraph Font" w:semiHidden="1" w:uiPriority="1" w:unhideWhenUsed="1"/>
+    <w:lsdException w:name="Body Text" w:semiHidden="1" w:unhideWhenUsed="1"/>
+    <w:lsdException w:name="Body Text Indent" w:semiHidden="1" w:unhideWhenUsed="1"/>
+    <w:lsdException w:name="List Continue" w:semiHidden="1" w:unhideWhenUsed="1"/>
+    <w:lsdException w:name="List Continue 2" w:semiHidden="1" w:unhideWhenUsed="1"/>
+    <w:lsdException w:name="List Continue 3" w:semiHidden="1" w:unhideWhenUsed="1"/>
+    <w:lsdException w:name="List Continue 4" w:semiHidden="1" w:unhideWhenUsed="1"/>
+    <w:lsdException w:name="List Continue 5" w:semiHidden="1" w:unhideWhenUsed="1"/>
+    <w:lsdException w:name="Message Header" w:semiHidden="1" w:unhideWhenUsed="1"/>
+    <w:lsdException w:name="Subtitle" w:uiPriority="11" w:qFormat="1"/>
+    <w:lsdException w:name="Salutation" w:semiHidden="1" w:unhideWhenUsed="1"/>
+    <w:lsdException w:name="Date" w:semiHidden="1" w:unhideWhenUsed="1"/>
+    <w:lsdException w:name="Body Text First Indent" w:semiHidden="1" w:unhideWhenUsed="1"/>
+    <w:lsdException w:name="Body Text First Indent 2" w:semiHidden="1" w:unhideWhenUsed="1"/>
+    <w:lsdException w:name="Note Heading" w:semiHidden="1" w:unhideWhenUsed="1"/>
+    <w:lsdException w:name="Body Text 2" w:semiHidden="1" w:unhideWhenUsed="1"/>
+    <w:lsdException w:name="Body Text 3" w:semiHidden="1" w:unhideWhenUsed="1"/>
+    <w:lsdException w:name="Body Text Indent 2" w:semiHidden="1" w:unhideWhenUsed="1"/>
+    <w:lsdException w:name="Body Text Indent 3" w:semiHidden="1" w:unhideWhenUsed="1"/>
+    <w:lsdException w:name="Block Text" w:semiHidden="1" w:unhideWhenUsed="1"/>
+    <w:lsdException w:name="Hyperlink" w:semiHidden="1" w:unhideWhenUsed="1"/>
+    <w:lsdException w:name="FollowedHyperlink" w:semiHidden="1" w:unhideWhenUsed="1"/>
+    <w:lsdException w:name="Strong" w:uiPriority="22" w:qFormat="1"/>
+    <w:lsdException w:name="Emphasis" w:uiPriority="20" w:qFormat="1"/>
+    <w:lsdException w:name="Document Map" w:semiHidden="1" w:unhideWhenUsed="1"/>
+    <w:lsdException w:name="Plain Text" w:semiHidden="1" w:unhideWhenUsed="1"/>
+    <w:lsdException w:name="E-mail Signature" w:semiHidden="1" w:unhideWhenUsed="1"/>
+    <w:lsdException w:name="HTML Top of Form" w:semiHidden="1" w:unhideWhenUsed="1"/>
+    <w:lsdException w:name="HTML Bottom of Form" w:semiHidden="1" w:unhideWhenUsed="1"/>
+    <w:lsdException w:name="Normal (Web)" w:semiHidden="1" w:unhideWhenUsed="1"/>
+    <w:lsdException w:name="HTML Acronym" w:semiHidden="1" w:unhideWhenUsed="1"/>
+    <w:lsdException w:name="HTML Address" w:semiHidden="1" w:unhideWhenUsed="1"/>
+    <w:lsdException w:name="HTML Cite" w:semiHidden="1" w:unhideWhenUsed="1"/>
+    <w:lsdException w:name="HTML Code" w:semiHidden="1" w:unhideWhenUsed="1"/>
+    <w:lsdException w:name="HTML Definition" w:semiHidden="1" w:unhideWhenUsed="1"/>
+    <w:lsdException w:name="HTML Keyboard" w:semiHidden="1" w:unhideWhenUsed="1"/>
+    <w:lsdException w:name="HTML Preformatted" w:semiHidden="1" w:unhideWhenUsed="1"/>
+    <w:lsdException w:name="HTML Sample" w:semiHidden="1" w:unhideWhenUsed="1"/>
+    <w:lsdException w:name="HTML Typewriter" w:semiHidden="1" w:unhideWhenUsed="1"/>
+    <w:lsdException w:name="HTML Variable" w:semiHidden="1" w:unhideWhenUsed="1"/>
+    <w:lsdException w:name="Normal Table" w:semiHidden="1" w:unhideWhenUsed="1"/>
+    <w:lsdException w:name="annotation subject" w:semiHidden="1" w:unhideWhenUsed="1"/>
+    <w:lsdException w:name="No List" w:semiHidden="1" w:unhideWhenUsed="1"/>
+    <w:lsdException w:name="Outline List 1" w:semiHidden="1" w:unhideWhenUsed="1"/>
+    <w:lsdException w:name="Outline List 2" w:semiHidden="1" w:unhideWhenUsed="1"/>
+    <w:lsdException w:name="Outline List 3" w:semiHidden="1" w:unhideWhenUsed="1"/>
+    <w:lsdException w:name="Table Simple 1" w:semiHidden="1" w:unhideWhenUsed="1"/>
+    <w:lsdException w:name="Table Simple 2" w:semiHidden="1" w:unhideWhenUsed="1"/>
+    <w:lsdException w:name="Table Simple 3" w:semiHidden="1" w:unhideWhenUsed="1"/>
+    <w:lsdException w:name="Table Classic 1" w:semiHidden="1" w:unhideWhenUsed="1"/>
+    <w:lsdException w:name="Table Classic 2" w:semiHidden="1" w:unhideWhenUsed="1"/>
+    <w:lsdException w:name="Table Classic 3" w:semiHidden="1" w:unhideWhenUsed="1"/>
+    <w:lsdException w:name="Table Classic 4" w:semiHidden="1" w:unhideWhenUsed="1"/>
+    <w:lsdException w:name="Table Colorful 1" w:semiHidden="1" w:unhideWhenUsed="1"/>
+    <w:lsdException w:name="Table Colorful 2" w:semiHidden="1" w:unhideWhenUsed="1"/>
+    <w:lsdException w:name="Table Colorful 3" w:semiHidden="1" w:unhideWhenUsed="1"/>
+    <w:lsdException w:name="Table Columns 1" w:semiHidden="1" w:unhideWhenUsed="1"/>
+    <w:lsdException w:name="Table Columns 2" w:semiHidden="1" w:unhideWhenUsed="1"/>
+    <w:lsdException w:name="Table Columns 3" w:semiHidden="1" w:unhideWhenUsed="1"/>
+    <w:lsdException w:name="Table Columns 4" w:semiHidden="1" w:unhideWhenUsed="1"/>
+    <w:lsdException w:name="Table Columns 5" w:semiHidden="1" w:unhideWhenUsed="1"/>
+    <w:lsdException w:name="Table Grid 1" w:semiHidden="1" w:unhideWhenUsed="1"/>
+    <w:lsdException w:name="Table Grid 2" w:semiHidden="1" w:unhideWhenUsed="1"/>
+    <w:lsdException w:name="Table Grid 3" w:semiHidden="1" w:unhideWhenUsed="1"/>
+    <w:lsdException w:name="Table Grid 4" w:semiHidden="1" w:unhideWhenUsed="1"/>
+    <w:lsdException w:name="Table Grid 5" w:semiHidden="1" w:unhideWhenUsed="1"/>
+    <w:lsdException w:name="Table Grid 6" w:semiHidden="1" w:unhideWhenUsed="1"/>
+    <w:lsdException w:name="Table Grid 7" w:semiHidden="1" w:unhideWhenUsed="1"/>
+    <w:lsdException w:name="Table Grid 8" w:semiHidden="1" w:unhideWhenUsed="1"/>
+    <w:lsdException w:name="Table List 1" w:semiHidden="1" w:unhideWhenUsed="1"/>
+    <w:lsdException w:name="Table List 2" w:semiHidden="1" w:unhideWhenUsed="1"/>
+    <w:lsdException w:name="Table List 3" w:semiHidden="1" w:unhideWhenUsed="1"/>
+    <w:lsdException w:name="Table List 4" w:semiHidden="1" w:unhideWhenUsed="1"/>
+    <w:lsdException w:name="Table List 5" w:semiHidden="1" w:unhideWhenUsed="1"/>
+    <w:lsdException w:name="Table List 6" w:semiHidden="1" w:unhideWhenUsed="1"/>
+    <w:lsdException w:name="Table List 7" w:semiHidden="1" w:unhideWhenUsed="1"/>
+    <w:lsdException w:name="Table List 8" w:semiHidden="1" w:unhideWhenUsed="1"/>
+    <w:lsdException w:name="Table 3D effects 1" w:semiHidden="1" w:unhideWhenUsed="1"/>
+    <w:lsdException w:name="Table 3D effects 2" w:semiHidden="1" w:unhideWhenUsed="1"/>
+    <w:lsdException w:name="Table 3D effects 3" w:semiHidden="1" w:unhideWhenUsed="1"/>
+    <w:lsdException w:name="Table Contemporary" w:semiHidden="1" w:unhideWhenUsed="1"/>
+    <w:lsdException w:name="Table Elegant" w:semiHidden="1" w:unhideWhenUsed="1"/>
+    <w:lsdException w:name="Table Professional" w:semiHidden="1" w:unhideWhenUsed="1"/>
+    <w:lsdException w:name="Table Subtle 1" w:semiHidden="1" w:unhideWhenUsed="1"/>
+    <w:lsdException w:name="Table Subtle 2" w:semiHidden="1" w:unhideWhenUsed="1"/>
+    <w:lsdException w:name="Table Web 1" w:semiHidden="1" w:unhideWhenUsed="1"/>
+    <w:lsdException w:name="Table Web 2" w:semiHidden="1" w:unhideWhenUsed="1"/>
+    <w:lsdException w:name="Table Web 3" w:semiHidden="1" w:unhideWhenUsed="1"/>
+    <w:lsdException w:name="Balloon Text" w:semiHidden="1" w:unhideWhenUsed="1"/>
+    <w:lsdException w:name="Table Grid" w:uiPriority="39"/>
+    <w:lsdException w:name="Table Theme" w:semiHidden="1" w:unhideWhenUsed="1"/>
+    <w:lsdException w:name="Placeholder Text" w:semiHidden="1"/>
+    <w:lsdException w:name="No Spacing" w:uiPriority="1" w:qFormat="1"/>
+    <w:lsdException w:name="Light Shading" w:uiPriority="60"/>
+    <w:lsdException w:name="Light List" w:uiPriority="61"/>
+    <w:lsdException w:name="Light Grid" w:uiPriority="62"/>
+    <w:lsdException w:name="Medium Shading 1" w:uiPriority="63"/>
+    <w:lsdException w:name="Medium Shading 2" w:uiPriority="64"/>
+    <w:lsdException w:name="Medium List 1" w:uiPriority="65"/>
+    <w:lsdException w:name="Medium List 2" w:uiPriority="66"/>
+    <w:lsdException w:name="Medium Grid 1" w:uiPriority="67"/>
+    <w:lsdException w:name="Medium Grid 2" w:uiPriority="68"/>
+    <w:lsdException w:name="Medium Grid 3" w:uiPriority="69"/>
+    <w:lsdException w:name="Dark List" w:uiPriority="70"/>
+    <w:lsdException w:name="Colorful Shading" w:uiPriority="71"/>
+    <w:lsdException w:name="Colorful List" w:uiPriority="72"/>
+    <w:lsdException w:name="Colorful Grid" w:uiPriority="73"/>
+    <w:lsdException w:name="Light Shading Accent 1" w:uiPriority="60"/>
+    <w:lsdException w:name="Light List Accent 1" w:uiPriority="61"/>
+    <w:lsdException w:name="Light Grid Accent 1" w:uiPriority="62"/>
+    <w:lsdException w:name="Medium Shading 1 Accent 1" w:uiPriority="63"/>
+    <w:lsdException w:name="Medium Shading 2 Accent 1" w:uiPriority="64"/>
+    <w:lsdException w:name="Medium List 1 Accent 1" w:uiPriority="65"/>
+    <w:lsdException w:name="Revision" w:semiHidden="1"/>
+    <w:lsdException w:name="List Paragraph" w:uiPriority="34" w:qFormat="1"/>
+    <w:lsdException w:name="Quote" w:uiPriority="29" w:qFormat="1"/>
+    <w:lsdException w:name="Intense Quote" w:uiPriority="30" w:qFormat="1"/>
+    <w:lsdException w:name="Medium List 2 Accent 1" w:uiPriority="66"/>
+    <w:lsdException w:name="Medium Grid 1 Accent 1" w:uiPriority="67"/>
+    <w:lsdException w:name="Medium Grid 2 Accent 1" w:uiPriority="68"/>
+    <w:lsdException w:name="Medium Grid 3 Accent 1" w:uiPriority="69"/>
+    <w:lsdException w:name="Dark List Accent 1" w:uiPriority="70"/>
+    <w:lsdException w:name="Colorful Shading Accent 1" w:uiPriority="71"/>
+    <w:lsdException w:name="Colorful List Accent 1" w:uiPriority="72"/>
+    <w:lsdException w:name="Colorful Grid Accent 1" w:uiPriority="73"/>
+    <w:lsdException w:name="Light Shading Accent 2" w:uiPriority="60"/>
+    <w:lsdException w:name="Light List Accent 2" w:uiPriority="61"/>
+    <w:lsdException w:name="Light Grid Accent 2" w:uiPriority="62"/>
+    <w:lsdException w:name="Medium Shading 1 Accent 2" w:uiPriority="63"/>
+    <w:lsdException w:name="Medium Shading 2 Accent 2" w:uiPriority="64"/>
+    <w:lsdException w:name="Medium List 1 Accent 2" w:uiPriority="65"/>
+    <w:lsdException w:name="Medium List 2 Accent 2" w:uiPriority="66"/>
+    <w:lsdException w:name="Medium Grid 1 Accent 2" w:uiPriority="67"/>
+    <w:lsdException w:name="Medium Grid 2 Accent 2" w:uiPriority="68"/>
+    <w:lsdException w:name="Medium Grid 3 Accent 2" w:uiPriority="69"/>
+    <w:lsdException w:name="Dark List Accent 2" w:uiPriority="70"/>
+    <w:lsdException w:name="Colorful Shading Accent 2" w:uiPriority="71"/>
+    <w:lsdException w:name="Colorful List Accent 2" w:uiPriority="72"/>
+    <w:lsdException w:name="Colorful Grid Accent 2" w:uiPriority="73"/>
+    <w:lsdException w:name="Light Shading Accent 3" w:uiPriority="60"/>
+    <w:lsdException w:name="Light List Accent 3" w:uiPriority="61"/>
+    <w:lsdException w:name="Light Grid Accent 3" w:uiPriority="62"/>
+    <w:lsdException w:name="Medium Shading 1 Accent 3" w:uiPriority="63"/>
+    <w:lsdException w:name="Medium Shading 2 Accent 3" w:uiPriority="64"/>
+    <w:lsdException w:name="Medium List 1 Accent 3" w:uiPriority="65"/>
+    <w:lsdException w:name="Medium List 2 Accent 3" w:uiPriority="66"/>
+    <w:lsdException w:name="Medium Grid 1 Accent 3" w:uiPriority="67"/>
+    <w:lsdException w:name="Medium Grid 2 Accent 3" w:uiPriority="68"/>
+    <w:lsdException w:name="Medium Grid 3 Accent 3" w:uiPriority="69"/>
+    <w:lsdException w:name="Dark List Accent 3" w:uiPriority="70"/>
+    <w:lsdException w:name="Colorful Shading Accent 3" w:uiPriority="71"/>
+    <w:lsdException w:name="Colorful List Accent 3" w:uiPriority="72"/>
+    <w:lsdException w:name="Colorful Grid Accent 3" w:uiPriority="73"/>
+    <w:lsdException w:name="Light Shading Accent 4" w:uiPriority="60"/>
+    <w:lsdException w:name="Light List Accent 4" w:uiPriority="61"/>
+    <w:lsdException w:name="Light Grid Accent 4" w:uiPriority="62"/>
+    <w:lsdException w:name="Medium Shading 1 Accent 4" w:uiPriority="63"/>
+    <w:lsdException w:name="Medium Shading 2 Accent 4" w:uiPriority="64"/>
+    <w:lsdException w:name="Medium List 1 Accent 4" w:uiPriority="65"/>
+    <w:lsdException w:name="Medium List 2 Accent 4" w:uiPriority="66"/>
+    <w:lsdException w:name="Medium Grid 1 Accent 4" w:uiPriority="67"/>
+    <w:lsdException w:name="Medium Grid 2 Accent 4" w:uiPriority="68"/>
+    <w:lsdException w:name="Medium Grid 3 Accent 4" w:uiPriority="69"/>
+    <w:lsdException w:name="Dark List Accent 4" w:uiPriority="70"/>
+    <w:lsdException w:name="Colorful Shading Accent 4" w:uiPriority="71"/>
+    <w:lsdException w:name="Colorful List Accent 4" w:uiPriority="72"/>
+    <w:lsdException w:name="Colorful Grid Accent 4" w:uiPriority="73"/>
+    <w:lsdException w:name="Light Shading Accent 5" w:uiPriority="60"/>
+    <w:lsdException w:name="Light List Accent 5" w:uiPriority="61"/>
+    <w:lsdException w:name="Light Grid Accent 5" w:uiPriority="62"/>
+    <w:lsdException w:name="Medium Shading 1 Accent 5" w:uiPriority="63"/>
+    <w:lsdException w:name="Medium Shading 2 Accent 5" w:uiPriority="64"/>
+    <w:lsdException w:name="Medium List 1 Accent 5" w:uiPriority="65"/>
+    <w:lsdException w:name="Medium List 2 Accent 5" w:uiPriority="66"/>
+    <w:lsdException w:name="Medium Grid 1 Accent 5" w:uiPriority="67"/>
+    <w:lsdException w:name="Medium Grid 2 Accent 5" w:uiPriority="68"/>
+    <w:lsdException w:name="Medium Grid 3 Accent 5" w:uiPriority="69"/>
+    <w:lsdException w:name="Dark List Accent 5" w:uiPriority="70"/>
+    <w:lsdException w:name="Colorful Shading Accent 5" w:uiPriority="71"/>
+    <w:lsdException w:name="Colorful List Accent 5" w:uiPriority="72"/>
+    <w:lsdException w:name="Colorful Grid Accent 5" w:uiPriority="73"/>
+    <w:lsdException w:name="Light Shading Accent 6" w:uiPriority="60"/>
+    <w:lsdException w:name="Light List Accent 6" w:uiPriority="61"/>
+    <w:lsdException w:name="Light Grid Accent 6" w:uiPriority="62"/>
+    <w:lsdException w:name="Medium Shading 1 Accent 6" w:uiPriority="63"/>
+    <w:lsdException w:name="Medium Shading 2 Accent 6" w:uiPriority="64"/>
+    <w:lsdException w:name="Medium List 1 Accent 6" w:uiPriority="65"/>
+    <w:lsdException w:name="Medium List 2 Accent 6" w:uiPriority="66"/>
+    <w:lsdException w:name="Medium Grid 1 Accent 6" w:uiPriority="67"/>
+    <w:lsdException w:name="Medium Grid 2 Accent 6" w:uiPriority="68"/>
+    <w:lsdException w:name="Medium Grid 3 Accent 6" w:uiPriority="69"/>
+    <w:lsdException w:name="Dark List Accent 6" w:uiPriority="70"/>
+    <w:lsdException w:name="Colorful Shading Accent 6" w:uiPriority="71"/>
+    <w:lsdException w:name="Colorful List Accent 6" w:uiPriority="72"/>
+    <w:lsdException w:name="Colorful Grid Accent 6" w:uiPriority="73"/>
+    <w:lsdException w:name="Subtle Emphasis" w:uiPriority="19" w:qFormat="1"/>
+    <w:lsdException w:name="Intense Emphasis" w:uiPriority="21" w:qFormat="1"/>
+    <w:lsdException w:name="Subtle Reference" w:uiPriority="31" w:qFormat="1"/>
+    <w:lsdException w:name="Intense Reference" w:uiPriority="32" w:qFormat="1"/>
+    <w:lsdException w:name="Book Title" w:uiPriority="33" w:qFormat="1"/>
+    <w:lsdException w:name="Bibliography" w:semiHidden="1" w:uiPriority="37" w:unhideWhenUsed="1"/>
+    <w:lsdException w:name="TOC Heading" w:semiHidden="1" w:uiPriority="39" w:unhideWhenUsed="1" w:qFormat="1"/>
+    <w:lsdException w:name="Plain Table 1" w:uiPriority="41"/>
+    <w:lsdException w:name="Plain Table 2" w:uiPriority="42"/>
+    <w:lsdException w:name="Plain Table 3" w:uiPriority="43"/>
+    <w:lsdException w:name="Plain Table 4" w:uiPriority="44"/>
+    <w:lsdException w:name="Plain Table 5" w:uiPriority="45"/>
+    <w:lsdException w:name="Grid Table Light" w:uiPriority="40"/>
+    <w:lsdException w:name="Grid Table 1 Light" w:uiPriority="46"/>
+    <w:lsdException w:name="Grid Table 2" w:uiPriority="47"/>
+    <w:lsdException w:name="Grid Table 3" w:uiPriority="48"/>
+    <w:lsdException w:name="Grid Table 4" w:uiPriority="49"/>
+    <w:lsdException w:name="Grid Table 5 Dark" w:uiPriority="50"/>
+    <w:lsdException w:name="Grid Table 6 Colorful" w:uiPriority="51"/>
+    <w:lsdException w:name="Grid Table 7 Colorful" w:uiPriority="52"/>
+    <w:lsdException w:name="Grid Table 1 Light Accent 1" w:uiPriority="46"/>
+    <w:lsdException w:name="Grid Table 2 Accent 1" w:uiPriority="47"/>
+    <w:lsdException w:name="Grid Table 3 Accent 1" w:uiPriority="48"/>
+    <w:lsdException w:name="Grid Table 4 Accent 1" w:uiPriority="49"/>
+    <w:lsdException w:name="Grid Table 5 Dark Accent 1" w:uiPriority="50"/>
+    <w:lsdException w:name="Grid Table 6 Colorful Accent 1" w:uiPriority="51"/>
+    <w:lsdException w:name="Grid Table 7 Colorful Accent 1" w:uiPriority="52"/>
+    <w:lsdException w:name="Grid Table 1 Light Accent 2" w:uiPriority="46"/>
+    <w:lsdException w:name="Grid Table 2 Accent 2" w:uiPriority="47"/>
+    <w:lsdException w:name="Grid Table 3 Accent 2" w:uiPriority="48"/>
+    <w:lsdException w:name="Grid Table 4 Accent 2" w:uiPriority="49"/>
+    <w:lsdException w:name="Grid Table 5 Dark Accent 2" w:uiPriority="50"/>
+    <w:lsdException w:name="Grid Table 6 Colorful Accent 2" w:uiPriority="51"/>
+    <w:lsdException w:name="Grid Table 7 Colorful Accent 2" w:uiPriority="52"/>
+    <w:lsdException w:name="Grid Table 1 Light Accent 3" w:uiPriority="46"/>
+    <w:lsdException w:name="Grid Table 2 Accent 3" w:uiPriority="47"/>
+    <w:lsdException w:name="Grid Table 3 Accent 3" w:uiPriority="48"/>
+    <w:lsdException w:name="Grid Table 4 Accent 3" w:uiPriority="49"/>
+    <w:lsdException w:name="Grid Table 5 Dark Accent 3" w:uiPriority="50"/>
+    <w:lsdException w:name="Grid Table 6 Colorful Accent 3" w:uiPriority="51"/>
+    <w:lsdException w:name="Grid Table 7 Colorful Accent 3" w:uiPriority="52"/>
+    <w:lsdException w:name="Grid Table 1 Light Accent 4" w:uiPriority="46"/>
+    <w:lsdException w:name="Grid Table 2 Accent 4" w:uiPriority="47"/>
+    <w:lsdException w:name="Grid Table 3 Accent 4" w:uiPriority="48"/>
+    <w:lsdException w:name="Grid Table 4 Accent 4" w:uiPriority="49"/>
+    <w:lsdException w:name="Grid Table 5 Dark Accent 4" w:uiPriority="50"/>
+    <w:lsdException w:name="Grid Table 6 Colorful Accent 4" w:uiPriority="51"/>
+    <w:lsdException w:name="Grid Table 7 Colorful Accent 4" w:uiPriority="52"/>
+    <w:lsdException w:name="Grid Table 1 Light Accent 5" w:uiPriority="46"/>
+    <w:lsdException w:name="Grid Table 2 Accent 5" w:uiPriority="47"/>
+    <w:lsdException w:name="Grid Table 3 Accent 5" w:uiPriority="48"/>
+    <w:lsdException w:name="Grid Table 4 Accent 5" w:uiPriority="49"/>
+    <w:lsdException w:name="Grid Table 5 Dark Accent 5" w:uiPriority="50"/>
+    <w:lsdException w:name="Grid Table 6 Colorful Accent 5" w:uiPriority="51"/>
+    <w:lsdException w:name="Grid Table 7 Colorful Accent 5" w:uiPriority="52"/>
+    <w:lsdException w:name="Grid Table 1 Light Accent 6" w:uiPriority="46"/>
+    <w:lsdException w:name="Grid Table 2 Accent 6" w:uiPriority="47"/>
+    <w:lsdException w:name="Grid Table 3 Accent 6" w:uiPriority="48"/>
+    <w:lsdException w:name="Grid Table 4 Accent 6" w:uiPriority="49"/>
+    <w:lsdException w:name="Grid Table 5 Dark Accent 6" w:uiPriority="50"/>
+    <w:lsdException w:name="Grid Table 6 Colorful Accent 6" w:uiPriority="51"/>
+    <w:lsdException w:name="Grid Table 7 Colorful Accent 6" w:uiPriority="52"/>
+    <w:lsdException w:name="List Table 1 Light" w:uiPriority="46"/>
+    <w:lsdException w:name="List Table 2" w:uiPriority="47"/>
+    <w:lsdException w:name="List Table 3" w:uiPriority="48"/>
+    <w:lsdException w:name="List Table 4" w:uiPriority="49"/>
+    <w:lsdException w:name="List Table 5 Dark" w:uiPriority="50"/>
+    <w:lsdException w:name="List Table 6 Colorful" w:uiPriority="51"/>
+    <w:lsdException w:name="List Table 7 Colorful" w:uiPriority="52"/>
+    <w:lsdException w:name="List Table 1 Light Accent 1" w:uiPriority="46"/>
+    <w:lsdException w:name="List Table 2 Accent 1" w:uiPriority="47"/>
+    <w:lsdException w:name="List Table 3 Accent 1" w:uiPriority="48"/>
+    <w:lsdException w:name="List Table 4 Accent 1" w:uiPriority="49"/>
+    <w:lsdException w:name="List Table 5 Dark Accent 1" w:uiPriority="50"/>
+    <w:lsdException w:name="List Table 6 Colorful Accent 1" w:uiPriority="51"/>
+    <w:lsdException w:name="List Table 7 Colorful Accent 1" w:uiPriority="52"/>
+    <w:lsdException w:name="List Table 1 Light Accent 2" w:uiPriority="46"/>
+    <w:lsdException w:name="List Table 2 Accent 2" w:uiPriority="47"/>
+    <w:lsdException w:name="List Table 3 Accent 2" w:uiPriority="48"/>
+    <w:lsdException w:name="List Table 4 Accent 2" w:uiPriority="49"/>
+    <w:lsdException w:name="List Table 5 Dark Accent 2" w:uiPriority="50"/>
+    <w:lsdException w:name="List Table 6 Colorful Accent 2" w:uiPriority="51"/>
+    <w:lsdException w:name="List Table 7 Colorful Accent 2" w:uiPriority="52"/>
+    <w:lsdException w:name="List Table 1 Light Accent 3" w:uiPriority="46"/>
+    <w:lsdException w:name="List Table 2 Accent 3" w:uiPriority="47"/>
+    <w:lsdException w:name="List Table 3 Accent 3" w:uiPriority="48"/>
+    <w:lsdException w:name="List Table 4 Accent 3" w:uiPriority="49"/>
+    <w:lsdException w:name="List Table 5 Dark Accent 3" w:uiPriority="50"/>
+    <w:lsdException w:name="List Table 6 Colorful Accent 3" w:uiPriority="51"/>
+    <w:lsdException w:name="List Table 7 Colorful Accent 3" w:uiPriority="52"/>
+    <w:lsdException w:name="List Table 1 Light Accent 4" w:uiPriority="46"/>
+    <w:lsdException w:name="List Table 2 Accent 4" w:uiPriority="47"/>
+    <w:lsdException w:name="List Table 3 Accent 4" w:uiPriority="48"/>
+    <w:lsdException w:name="List Table 4 Accent 4" w:uiPriority="49"/>
+    <w:lsdException w:name="List Table 5 Dark Accent 4" w:uiPriority="50"/>
+    <w:lsdException w:name="List Table 6 Colorful Accent 4" w:uiPriority="51"/>
+    <w:lsdException w:name="List Table 7 Colorful Accent 4" w:uiPriority="52"/>
+    <w:lsdException w:name="List Table 1 Light Accent 5" w:uiPriority="46"/>
+    <w:lsdException w:name="List Table 2 Accent 5" w:uiPriority="47"/>
+    <w:lsdException w:name="List Table 3 Accent 5" w:uiPriority="48"/>
+    <w:lsdException w:name="List Table 4 Accent 5" w:uiPriority="49"/>
+    <w:lsdException w:name="List Table 5 Dark Accent 5" w:uiPriority="50"/>
+    <w:lsdException w:name="List Table 6 Colorful Accent 5" w:uiPriority="51"/>
+    <w:lsdException w:name="List Table 7 Colorful Accent 5" w:uiPriority="52"/>
+    <w:lsdException w:name="List Table 1 Light Accent 6" w:uiPriority="46"/>
+    <w:lsdException w:name="List Table 2 Accent 6" w:uiPriority="47"/>
+    <w:lsdException w:name="List Table 3 Accent 6" w:uiPriority="48"/>
+    <w:lsdException w:name="List Table 4 Accent 6" w:uiPriority="49"/>
+    <w:lsdException w:name="List Table 5 Dark Accent 6" w:uiPriority="50"/>
+    <w:lsdException w:name="List Table 6 Colorful Accent 6" w:uiPriority="51"/>
+    <w:lsdException w:name="List Table 7 Colorful Accent 6" w:uiPriority="52"/>
+    <w:lsdException w:name="Mention" w:semiHidden="1" w:unhideWhenUsed="1"/>
+    <w:lsdException w:name="Smart Hyperlink" w:semiHidden="1" w:unhideWhenUsed="1"/>
+    <w:lsdException w:name="Hashtag" w:semiHidden="1" w:unhideWhenUsed="1"/>
+    <w:lsdException w:name="Unresolved Mention" w:semiHidden="1" w:unhideWhenUsed="1"/>
+    <w:lsdException w:name="Smart Link" w:semiHidden="1" w:unhideWhenUsed="1"/>
+  </w:latentStyles>
+  <w:style w:type="paragraph" w:default="1" w:styleId="Normale">
+    <w:name w:val="Normal"/>
+    <w:qFormat/>
   </w:style>
-  <w:style w:type="paragraph" w:styleId="Normal" w:default="1">
-    <w:name w:val="normal"/>
-  </w:style>
-  <w:style w:type="paragraph" w:styleId="Heading1">
+  <w:style w:type="paragraph" w:styleId="Titolo1">
     <w:name w:val="heading 1"/>
-    <w:basedOn w:val="Normal"/>
-    <w:next w:val="Normal"/>
+    <w:basedOn w:val="Normale"/>
+    <w:next w:val="Normale"/>
+    <w:uiPriority w:val="9"/>
+    <w:qFormat/>
     <w:pPr>
-      <w:keepNext w:val="1"/>
-      <w:keepLines w:val="1"/>
-      <w:pageBreakBefore w:val="0"/>
-      <w:spacing w:after="120" w:before="400" w:lineRule="auto"/>
+      <w:keepNext/>
+      <w:keepLines/>
+      <w:spacing w:before="400" w:after="120"/>
+      <w:outlineLvl w:val="0"/>
     </w:pPr>
     <w:rPr>
       <w:sz w:val="40"/>
       <w:szCs w:val="40"/>
     </w:rPr>
   </w:style>
-  <w:style w:type="paragraph" w:styleId="Heading2">
+  <w:style w:type="paragraph" w:styleId="Titolo2">
     <w:name w:val="heading 2"/>
-    <w:basedOn w:val="Normal"/>
-    <w:next w:val="Normal"/>
+    <w:basedOn w:val="Normale"/>
+    <w:next w:val="Normale"/>
+    <w:uiPriority w:val="9"/>
+    <w:unhideWhenUsed/>
+    <w:qFormat/>
     <w:pPr>
-      <w:keepNext w:val="1"/>
-      <w:keepLines w:val="1"/>
-      <w:pageBreakBefore w:val="0"/>
-      <w:spacing w:after="120" w:before="360" w:lineRule="auto"/>
+      <w:keepNext/>
+      <w:keepLines/>
+      <w:spacing w:before="360" w:after="120"/>
+      <w:outlineLvl w:val="1"/>
     </w:pPr>
     <w:rPr>
-      <w:b w:val="0"/>
-      <w:bCs w:val="0"/>
       <w:sz w:val="32"/>
       <w:szCs w:val="32"/>
     </w:rPr>
   </w:style>
-  <w:style w:type="paragraph" w:styleId="Heading3">
+  <w:style w:type="paragraph" w:styleId="Titolo3">
     <w:name w:val="heading 3"/>
-    <w:basedOn w:val="Normal"/>
-    <w:next w:val="Normal"/>
+    <w:basedOn w:val="Normale"/>
+    <w:next w:val="Normale"/>
+    <w:uiPriority w:val="9"/>
+    <w:unhideWhenUsed/>
+    <w:qFormat/>
     <w:pPr>
-      <w:keepNext w:val="1"/>
-      <w:keepLines w:val="1"/>
-      <w:pageBreakBefore w:val="0"/>
-      <w:spacing w:after="80" w:before="320" w:lineRule="auto"/>
+      <w:keepNext/>
+      <w:keepLines/>
+      <w:spacing w:before="320" w:after="80"/>
+      <w:outlineLvl w:val="2"/>
     </w:pPr>
     <w:rPr>
-      <w:b w:val="0"/>
-      <w:bCs w:val="0"/>
       <w:color w:val="434343"/>
       <w:sz w:val="28"/>
       <w:szCs w:val="28"/>
     </w:rPr>
   </w:style>
-  <w:style w:type="paragraph" w:styleId="Heading4">
+  <w:style w:type="paragraph" w:styleId="Titolo4">
     <w:name w:val="heading 4"/>
-    <w:basedOn w:val="Normal"/>
-    <w:next w:val="Normal"/>
+    <w:basedOn w:val="Normale"/>
+    <w:next w:val="Normale"/>
+    <w:uiPriority w:val="9"/>
+    <w:semiHidden/>
+    <w:unhideWhenUsed/>
+    <w:qFormat/>
     <w:pPr>
-      <w:keepNext w:val="1"/>
-      <w:keepLines w:val="1"/>
-      <w:pageBreakBefore w:val="0"/>
-      <w:spacing w:after="80" w:before="280" w:lineRule="auto"/>
+      <w:keepNext/>
+      <w:keepLines/>
+      <w:spacing w:before="280" w:after="80"/>
+      <w:outlineLvl w:val="3"/>
     </w:pPr>
     <w:rPr>
       <w:color w:val="666666"/>
@@ -2936,75 +2872,116 @@
       <w:szCs w:val="24"/>
     </w:rPr>
   </w:style>
-  <w:style w:type="paragraph" w:styleId="Heading5">
+  <w:style w:type="paragraph" w:styleId="Titolo5">
     <w:name w:val="heading 5"/>
-    <w:basedOn w:val="Normal"/>
-    <w:next w:val="Normal"/>
+    <w:basedOn w:val="Normale"/>
+    <w:next w:val="Normale"/>
+    <w:uiPriority w:val="9"/>
+    <w:semiHidden/>
+    <w:unhideWhenUsed/>
+    <w:qFormat/>
     <w:pPr>
-      <w:keepNext w:val="1"/>
-      <w:keepLines w:val="1"/>
-      <w:pageBreakBefore w:val="0"/>
-      <w:spacing w:after="80" w:before="240" w:lineRule="auto"/>
+      <w:keepNext/>
+      <w:keepLines/>
+      <w:spacing w:before="240" w:after="80"/>
+      <w:outlineLvl w:val="4"/>
     </w:pPr>
     <w:rPr>
       <w:color w:val="666666"/>
-      <w:sz w:val="22"/>
-      <w:szCs w:val="22"/>
     </w:rPr>
   </w:style>
-  <w:style w:type="paragraph" w:styleId="Heading6">
+  <w:style w:type="paragraph" w:styleId="Titolo6">
     <w:name w:val="heading 6"/>
-    <w:basedOn w:val="Normal"/>
-    <w:next w:val="Normal"/>
+    <w:basedOn w:val="Normale"/>
+    <w:next w:val="Normale"/>
+    <w:uiPriority w:val="9"/>
+    <w:semiHidden/>
+    <w:unhideWhenUsed/>
+    <w:qFormat/>
     <w:pPr>
-      <w:keepNext w:val="1"/>
-      <w:keepLines w:val="1"/>
-      <w:pageBreakBefore w:val="0"/>
-      <w:spacing w:after="80" w:before="240" w:lineRule="auto"/>
+      <w:keepNext/>
+      <w:keepLines/>
+      <w:spacing w:before="240" w:after="80"/>
+      <w:outlineLvl w:val="5"/>
     </w:pPr>
     <w:rPr>
-      <w:i w:val="1"/>
-      <w:iCs w:val="1"/>
+      <w:i/>
+      <w:iCs/>
       <w:color w:val="666666"/>
-      <w:sz w:val="22"/>
-      <w:szCs w:val="22"/>
     </w:rPr>
   </w:style>
-  <w:style w:type="paragraph" w:styleId="Title">
+  <w:style w:type="character" w:default="1" w:styleId="Carpredefinitoparagrafo">
+    <w:name w:val="Default Paragraph Font"/>
+    <w:uiPriority w:val="1"/>
+    <w:semiHidden/>
+    <w:unhideWhenUsed/>
+  </w:style>
+  <w:style w:type="table" w:default="1" w:styleId="Tabellanormale">
+    <w:name w:val="Normal Table"/>
+    <w:uiPriority w:val="99"/>
+    <w:semiHidden/>
+    <w:unhideWhenUsed/>
+    <w:tblPr>
+      <w:tblInd w:w="0" w:type="dxa"/>
+      <w:tblCellMar>
+        <w:top w:w="0" w:type="dxa"/>
+        <w:left w:w="108" w:type="dxa"/>
+        <w:bottom w:w="0" w:type="dxa"/>
+        <w:right w:w="108" w:type="dxa"/>
+      </w:tblCellMar>
+    </w:tblPr>
+  </w:style>
+  <w:style w:type="numbering" w:default="1" w:styleId="Nessunelenco">
+    <w:name w:val="No List"/>
+    <w:uiPriority w:val="99"/>
+    <w:semiHidden/>
+    <w:unhideWhenUsed/>
+  </w:style>
+  <w:style w:type="table" w:customStyle="1" w:styleId="TableNormal">
+    <w:name w:val="TableNormal"/>
+    <w:tblPr>
+      <w:tblCellMar>
+        <w:top w:w="100" w:type="dxa"/>
+        <w:left w:w="100" w:type="dxa"/>
+        <w:bottom w:w="100" w:type="dxa"/>
+        <w:right w:w="100" w:type="dxa"/>
+      </w:tblCellMar>
+    </w:tblPr>
+  </w:style>
+  <w:style w:type="paragraph" w:styleId="Titolo">
     <w:name w:val="Title"/>
-    <w:basedOn w:val="Normal"/>
-    <w:next w:val="Normal"/>
+    <w:basedOn w:val="Normale"/>
+    <w:next w:val="Normale"/>
+    <w:uiPriority w:val="10"/>
+    <w:qFormat/>
     <w:pPr>
-      <w:keepNext w:val="1"/>
-      <w:keepLines w:val="1"/>
-      <w:pageBreakBefore w:val="0"/>
-      <w:spacing w:after="60" w:before="0" w:lineRule="auto"/>
+      <w:keepNext/>
+      <w:keepLines/>
+      <w:spacing w:after="60"/>
     </w:pPr>
     <w:rPr>
       <w:sz w:val="52"/>
       <w:szCs w:val="52"/>
     </w:rPr>
   </w:style>
-  <w:style w:type="paragraph" w:styleId="Subtitle">
+  <w:style w:type="paragraph" w:styleId="Sottotitolo">
     <w:name w:val="Subtitle"/>
-    <w:basedOn w:val="Normal"/>
-    <w:next w:val="Normal"/>
+    <w:basedOn w:val="Normale"/>
+    <w:next w:val="Normale"/>
+    <w:uiPriority w:val="11"/>
+    <w:qFormat/>
     <w:pPr>
-      <w:keepNext w:val="1"/>
-      <w:keepLines w:val="1"/>
-      <w:pageBreakBefore w:val="0"/>
-      <w:spacing w:after="320" w:before="0" w:lineRule="auto"/>
+      <w:keepNext/>
+      <w:keepLines/>
+      <w:spacing w:after="320"/>
     </w:pPr>
     <w:rPr>
-      <w:rFonts w:ascii="Arial" w:cs="Arial" w:eastAsia="Arial" w:hAnsi="Arial"/>
-      <w:i w:val="0"/>
-      <w:iCs w:val="0"/>
       <w:color w:val="666666"/>
       <w:sz w:val="30"/>
       <w:szCs w:val="30"/>
     </w:rPr>
   </w:style>
-  <w:style w:type="table" w:styleId="Table1">
+  <w:style w:type="table" w:customStyle="1" w:styleId="a">
     <w:basedOn w:val="TableNormal"/>
     <w:tblPr>
       <w:tblStyleRowBandSize w:val="1"/>
